--- a/fuentes/CF2_72210013_DI.docx
+++ b/fuentes/CF2_72210013_DI.docx
@@ -317,23 +317,22 @@
     </w:p>
     <w:tbl>
       <w:tblPr>
-        <w:tblStyle w:val="af6"/>
         <w:tblW w:w="9962" w:type="dxa"/>
         <w:tblInd w:w="0" w:type="dxa"/>
         <w:tblBorders>
-          <w:top w:val="single" w:color="000000" w:sz="4" w:space="0"/>
-          <w:left w:val="single" w:color="000000" w:sz="4" w:space="0"/>
-          <w:bottom w:val="single" w:color="000000" w:sz="4" w:space="0"/>
-          <w:right w:val="single" w:color="000000" w:sz="4" w:space="0"/>
-          <w:insideH w:val="single" w:color="000000" w:sz="4" w:space="0"/>
-          <w:insideV w:val="single" w:color="000000" w:sz="4" w:space="0"/>
+          <w:top w:val="single" w:color="000000" w:themeColor="text1" w:sz="4" w:space="0"/>
+          <w:left w:val="single" w:color="000000" w:themeColor="text1" w:sz="4" w:space="0"/>
+          <w:bottom w:val="single" w:color="000000" w:themeColor="text1" w:sz="4" w:space="0"/>
+          <w:right w:val="single" w:color="000000" w:themeColor="text1" w:sz="4" w:space="0"/>
+          <w:insideH w:val="single" w:color="000000" w:themeColor="text1" w:sz="4" w:space="0"/>
+          <w:insideV w:val="single" w:color="000000" w:themeColor="text1" w:sz="4" w:space="0"/>
         </w:tblBorders>
         <w:tblLayout w:type="fixed"/>
         <w:tblLook w:val="0400" w:firstRow="0" w:lastRow="0" w:firstColumn="0" w:lastColumn="0" w:noHBand="0" w:noVBand="1"/>
       </w:tblPr>
       <w:tblGrid>
-        <w:gridCol w:w="3397"/>
-        <w:gridCol w:w="6565"/>
+        <w:gridCol w:w="3390"/>
+        <w:gridCol w:w="6572"/>
       </w:tblGrid>
       <w:tr>
         <w:trPr>
@@ -341,7 +340,8 @@
         </w:trPr>
         <w:tc>
           <w:tcPr>
-            <w:tcW w:w="3397" w:type="dxa"/>
+            <w:tcW w:w="3390" w:type="dxa"/>
+            <w:tcMar/>
             <w:vAlign w:val="center"/>
           </w:tcPr>
           <w:p>
@@ -364,7 +364,8 @@
         </w:tc>
         <w:tc>
           <w:tcPr>
-            <w:tcW w:w="6565" w:type="dxa"/>
+            <w:tcW w:w="6572" w:type="dxa"/>
+            <w:tcMar/>
             <w:vAlign w:val="center"/>
           </w:tcPr>
           <w:p>
@@ -408,7 +409,8 @@
         </w:trPr>
         <w:tc>
           <w:tcPr>
-            <w:tcW w:w="3397" w:type="dxa"/>
+            <w:tcW w:w="3390" w:type="dxa"/>
+            <w:tcMar/>
             <w:vAlign w:val="center"/>
           </w:tcPr>
           <w:p>
@@ -431,7 +433,8 @@
         </w:tc>
         <w:tc>
           <w:tcPr>
-            <w:tcW w:w="6565" w:type="dxa"/>
+            <w:tcW w:w="6572" w:type="dxa"/>
+            <w:tcMar/>
             <w:vAlign w:val="center"/>
           </w:tcPr>
           <w:p>
@@ -465,7 +468,8 @@
         </w:trPr>
         <w:tc>
           <w:tcPr>
-            <w:tcW w:w="3397" w:type="dxa"/>
+            <w:tcW w:w="3390" w:type="dxa"/>
+            <w:tcMar/>
             <w:vAlign w:val="center"/>
           </w:tcPr>
           <w:p>
@@ -488,7 +492,8 @@
         </w:tc>
         <w:tc>
           <w:tcPr>
-            <w:tcW w:w="6565" w:type="dxa"/>
+            <w:tcW w:w="6572" w:type="dxa"/>
+            <w:tcMar/>
             <w:vAlign w:val="center"/>
           </w:tcPr>
           <w:p>
@@ -518,7 +523,8 @@
         </w:trPr>
         <w:tc>
           <w:tcPr>
-            <w:tcW w:w="3397" w:type="dxa"/>
+            <w:tcW w:w="3390" w:type="dxa"/>
+            <w:tcMar/>
             <w:vAlign w:val="center"/>
           </w:tcPr>
           <w:p>
@@ -541,7 +547,8 @@
         </w:tc>
         <w:tc>
           <w:tcPr>
-            <w:tcW w:w="6565" w:type="dxa"/>
+            <w:tcW w:w="6572" w:type="dxa"/>
+            <w:tcMar/>
             <w:vAlign w:val="center"/>
           </w:tcPr>
           <w:p>
@@ -1324,25 +1331,51 @@
       <w:pPr>
         <w:pStyle w:val="Normal0"/>
         <w:pBdr>
-          <w:top w:val="nil"/>
-          <w:left w:val="nil"/>
-          <w:bottom w:val="nil"/>
-          <w:right w:val="nil"/>
-          <w:between w:val="nil"/>
+          <w:top w:val="nil" w:color="000000" w:sz="0" w:space="0"/>
+          <w:left w:val="nil" w:color="000000" w:sz="0" w:space="0"/>
+          <w:bottom w:val="nil" w:color="000000" w:sz="0" w:space="0"/>
+          <w:right w:val="nil" w:color="000000" w:sz="0" w:space="0"/>
+          <w:between w:val="nil" w:color="000000" w:sz="0" w:space="0"/>
         </w:pBdr>
         <w:rPr>
-          <w:bCs/>
-          <w:sz w:val="20"/>
-          <w:szCs w:val="20"/>
-        </w:rPr>
-      </w:pPr>
-      <w:r>
-        <w:rPr>
-          <w:bCs/>
-          <w:sz w:val="20"/>
-          <w:szCs w:val="20"/>
-        </w:rPr>
-        <w:t>La implementación de un control riguroso permite a los productores y administradores agrícolas detectar a tiempo posibles problemas, optimizar el uso de recursos como el agua, los fertilizantes y la mano de obra, así como mejorar la trazabilidad de las operaciones agrícolas. En un contexto como el colombiano —marcado por variabilidad climática, condiciones edafológicas heterogéneas y retos logísticos—, el monitoreo sistemático se convierte en una herramienta estratégica para reducir pérdidas, anticipar riesgos y mejorar la productividad.</w:t>
+          <w:sz w:val="20"/>
+          <w:szCs w:val="20"/>
+        </w:rPr>
+      </w:pPr>
+      <w:r>
+        <w:rPr>
+          <w:sz w:val="20"/>
+          <w:szCs w:val="20"/>
+        </w:rPr>
+        <w:t xml:space="preserve">La implementación de un control riguroso permite a los productores y administradores agrícolas detectar a tiempo posibles problemas, optimizar el uso de recursos como el agua, los fertilizantes y la mano de obra, así como mejorar la trazabilidad de las operaciones agrícolas. En un contexto como el colombiano </w:t>
+      </w:r>
+      <w:r>
+        <w:rPr>
+          <w:sz w:val="20"/>
+          <w:szCs w:val="20"/>
+        </w:rPr>
+        <w:t>(</w:t>
+      </w:r>
+      <w:r>
+        <w:rPr>
+          <w:sz w:val="20"/>
+          <w:szCs w:val="20"/>
+        </w:rPr>
+        <w:t>marcado por variabilidad climática, condiciones edafológicas heterogéneas y retos logísticos</w:t>
+      </w:r>
+      <w:r>
+        <w:rPr>
+          <w:sz w:val="20"/>
+          <w:szCs w:val="20"/>
+        </w:rPr>
+        <w:t>)</w:t>
+      </w:r>
+      <w:r>
+        <w:rPr>
+          <w:sz w:val="20"/>
+          <w:szCs w:val="20"/>
+        </w:rPr>
+        <w:t>, el monitoreo sistemático se convierte en una herramienta estratégica para reducir pérdidas, anticipar riesgos y mejorar la productividad.</w:t>
       </w:r>
     </w:p>
     <w:p>
@@ -1785,7 +1818,44 @@
         <w:pStyle w:val="Normal0"/>
         <w:ind w:left="284"/>
         <w:rPr>
-          <w:b/>
+          <w:b w:val="1"/>
+          <w:bCs w:val="1"/>
+          <w:sz w:val="20"/>
+          <w:szCs w:val="20"/>
+        </w:rPr>
+      </w:pPr>
+    </w:p>
+    <w:p>
+      <w:pPr>
+        <w:pStyle w:val="Normal0"/>
+        <w:ind w:left="284"/>
+        <w:rPr>
+          <w:b w:val="1"/>
+          <w:bCs w:val="1"/>
+          <w:sz w:val="20"/>
+          <w:szCs w:val="20"/>
+        </w:rPr>
+      </w:pPr>
+    </w:p>
+    <w:p>
+      <w:pPr>
+        <w:pStyle w:val="Normal0"/>
+        <w:ind w:left="284"/>
+        <w:rPr>
+          <w:b w:val="1"/>
+          <w:bCs w:val="1"/>
+          <w:sz w:val="20"/>
+          <w:szCs w:val="20"/>
+        </w:rPr>
+      </w:pPr>
+    </w:p>
+    <w:p>
+      <w:pPr>
+        <w:pStyle w:val="Normal0"/>
+        <w:ind w:left="284"/>
+        <w:rPr>
+          <w:b w:val="1"/>
+          <w:bCs w:val="1"/>
           <w:sz w:val="20"/>
           <w:szCs w:val="20"/>
         </w:rPr>
@@ -1875,6 +1945,7 @@
           <w:tcPr>
             <w:tcW w:w="1223" w:type="dxa"/>
             <w:shd w:val="clear" w:color="auto" w:fill="DBE5F1" w:themeFill="accent1" w:themeFillTint="33"/>
+            <w:tcMar/>
           </w:tcPr>
           <w:p>
             <w:pPr>
@@ -1900,6 +1971,7 @@
           <w:tcPr>
             <w:tcW w:w="5293" w:type="dxa"/>
             <w:shd w:val="clear" w:color="auto" w:fill="DBE5F1" w:themeFill="accent1" w:themeFillTint="33"/>
+            <w:tcMar/>
           </w:tcPr>
           <w:p>
             <w:pPr>
@@ -1925,6 +1997,7 @@
           <w:tcPr>
             <w:tcW w:w="3446" w:type="dxa"/>
             <w:shd w:val="clear" w:color="auto" w:fill="DBE5F1" w:themeFill="accent1" w:themeFillTint="33"/>
+            <w:tcMar/>
           </w:tcPr>
           <w:p>
             <w:pPr>
@@ -1966,6 +2039,7 @@
           <w:tcPr>
             <w:tcW w:w="1223" w:type="dxa"/>
             <w:shd w:val="clear" w:color="auto" w:fill="F2F2F2" w:themeFill="background1" w:themeFillShade="F2"/>
+            <w:tcMar/>
           </w:tcPr>
           <w:p>
             <w:pPr>
@@ -1990,6 +2064,7 @@
           <w:tcPr>
             <w:tcW w:w="5293" w:type="dxa"/>
             <w:shd w:val="clear" w:color="auto" w:fill="F2F2F2" w:themeFill="background1" w:themeFillShade="F2"/>
+            <w:tcMar/>
           </w:tcPr>
           <w:p>
             <w:pPr>
@@ -2014,6 +2089,7 @@
           <w:tcPr>
             <w:tcW w:w="3446" w:type="dxa"/>
             <w:vMerge w:val="restart"/>
+            <w:tcMar/>
           </w:tcPr>
           <w:p>
             <w:pPr>
@@ -2137,6 +2213,7 @@
           <w:tcPr>
             <w:tcW w:w="1223" w:type="dxa"/>
             <w:shd w:val="clear" w:color="auto" w:fill="F2F2F2" w:themeFill="background1" w:themeFillShade="F2"/>
+            <w:tcMar/>
           </w:tcPr>
           <w:p>
             <w:pPr>
@@ -2161,6 +2238,7 @@
           <w:tcPr>
             <w:tcW w:w="5293" w:type="dxa"/>
             <w:shd w:val="clear" w:color="auto" w:fill="F2F2F2" w:themeFill="background1" w:themeFillShade="F2"/>
+            <w:tcMar/>
           </w:tcPr>
           <w:p>
             <w:pPr>
@@ -2185,6 +2263,7 @@
           <w:tcPr>
             <w:tcW w:w="3446" w:type="dxa"/>
             <w:vMerge/>
+            <w:tcMar/>
           </w:tcPr>
           <w:p>
             <w:pPr>
@@ -2206,6 +2285,7 @@
           <w:tcPr>
             <w:tcW w:w="1223" w:type="dxa"/>
             <w:shd w:val="clear" w:color="auto" w:fill="F2F2F2" w:themeFill="background1" w:themeFillShade="F2"/>
+            <w:tcMar/>
           </w:tcPr>
           <w:p>
             <w:pPr>
@@ -2230,6 +2310,7 @@
           <w:tcPr>
             <w:tcW w:w="5293" w:type="dxa"/>
             <w:shd w:val="clear" w:color="auto" w:fill="F2F2F2" w:themeFill="background1" w:themeFillShade="F2"/>
+            <w:tcMar/>
           </w:tcPr>
           <w:p>
             <w:pPr>
@@ -2254,6 +2335,7 @@
           <w:tcPr>
             <w:tcW w:w="3446" w:type="dxa"/>
             <w:vMerge/>
+            <w:tcMar/>
           </w:tcPr>
           <w:p>
             <w:pPr>
@@ -2275,6 +2357,7 @@
           <w:tcPr>
             <w:tcW w:w="1223" w:type="dxa"/>
             <w:shd w:val="clear" w:color="auto" w:fill="F2F2F2" w:themeFill="background1" w:themeFillShade="F2"/>
+            <w:tcMar/>
           </w:tcPr>
           <w:p>
             <w:pPr>
@@ -2299,23 +2382,22 @@
           <w:tcPr>
             <w:tcW w:w="5293" w:type="dxa"/>
             <w:shd w:val="clear" w:color="auto" w:fill="F2F2F2" w:themeFill="background1" w:themeFillShade="F2"/>
-          </w:tcPr>
-          <w:p>
-            <w:pPr>
-              <w:pStyle w:val="Normal0"/>
-              <w:rPr>
-                <w:bCs/>
-                <w:sz w:val="20"/>
-                <w:szCs w:val="20"/>
-              </w:rPr>
-            </w:pPr>
-            <w:r>
-              <w:rPr>
-                <w:bCs/>
-                <w:sz w:val="20"/>
-                <w:szCs w:val="20"/>
-              </w:rPr>
-              <w:t>Controla cómo se usan el agua, los fertilizantes y otros insumos, promoviendo una agricultura más eficiente y sostenible.</w:t>
+            <w:tcMar/>
+          </w:tcPr>
+          <w:p>
+            <w:pPr>
+              <w:pStyle w:val="Normal0"/>
+              <w:rPr>
+                <w:sz w:val="20"/>
+                <w:szCs w:val="20"/>
+              </w:rPr>
+            </w:pPr>
+            <w:r>
+              <w:rPr>
+                <w:sz w:val="20"/>
+                <w:szCs w:val="20"/>
+              </w:rPr>
+              <w:t>Controla cómo se usa el agua, los fertilizantes y otros insumos, promoviendo una agricultura más eficiente y sostenible.</w:t>
             </w:r>
           </w:p>
         </w:tc>
@@ -2323,6 +2405,7 @@
           <w:tcPr>
             <w:tcW w:w="3446" w:type="dxa"/>
             <w:vMerge/>
+            <w:tcMar/>
           </w:tcPr>
           <w:p>
             <w:pPr>
@@ -2639,16 +2722,16 @@
           <w:p>
             <w:pPr>
               <w:pStyle w:val="Normal0"/>
-              <w:rPr>
-                <w:bCs/>
-                <w:sz w:val="20"/>
-                <w:szCs w:val="20"/>
-              </w:rPr>
-            </w:pPr>
-            <w:r>
-              <w:rPr>
-                <w:b/>
-                <w:bCs/>
+              <w:jc w:val="center"/>
+              <w:rPr>
+                <w:sz w:val="20"/>
+                <w:szCs w:val="20"/>
+              </w:rPr>
+            </w:pPr>
+            <w:r>
+              <w:rPr>
+                <w:b w:val="1"/>
+                <w:bCs w:val="1"/>
                 <w:sz w:val="20"/>
                 <w:szCs w:val="20"/>
               </w:rPr>
@@ -2666,16 +2749,16 @@
           <w:p>
             <w:pPr>
               <w:pStyle w:val="Normal0"/>
-              <w:rPr>
-                <w:bCs/>
-                <w:sz w:val="20"/>
-                <w:szCs w:val="20"/>
-              </w:rPr>
-            </w:pPr>
-            <w:r>
-              <w:rPr>
-                <w:b/>
-                <w:bCs/>
+              <w:jc w:val="center"/>
+              <w:rPr>
+                <w:sz w:val="20"/>
+                <w:szCs w:val="20"/>
+              </w:rPr>
+            </w:pPr>
+            <w:r>
+              <w:rPr>
+                <w:b w:val="1"/>
+                <w:bCs w:val="1"/>
                 <w:sz w:val="20"/>
                 <w:szCs w:val="20"/>
               </w:rPr>
@@ -2693,16 +2776,16 @@
           <w:p>
             <w:pPr>
               <w:pStyle w:val="Normal0"/>
-              <w:rPr>
-                <w:bCs/>
-                <w:sz w:val="20"/>
-                <w:szCs w:val="20"/>
-              </w:rPr>
-            </w:pPr>
-            <w:r>
-              <w:rPr>
-                <w:b/>
-                <w:bCs/>
+              <w:jc w:val="center"/>
+              <w:rPr>
+                <w:sz w:val="20"/>
+                <w:szCs w:val="20"/>
+              </w:rPr>
+            </w:pPr>
+            <w:r>
+              <w:rPr>
+                <w:b w:val="1"/>
+                <w:bCs w:val="1"/>
                 <w:sz w:val="20"/>
                 <w:szCs w:val="20"/>
               </w:rPr>
@@ -3586,21 +3669,22 @@
           <w:tcPr>
             <w:tcW w:w="3333" w:type="dxa"/>
             <w:shd w:val="clear" w:color="auto" w:fill="DBE5F1" w:themeFill="accent1" w:themeFillTint="33"/>
+            <w:tcMar/>
             <w:vAlign w:val="center"/>
           </w:tcPr>
           <w:p>
             <w:pPr>
               <w:pStyle w:val="Normal0"/>
-              <w:rPr>
-                <w:bCs/>
-                <w:sz w:val="20"/>
-                <w:szCs w:val="20"/>
-              </w:rPr>
-            </w:pPr>
-            <w:r>
-              <w:rPr>
-                <w:b/>
-                <w:bCs/>
+              <w:jc w:val="center"/>
+              <w:rPr>
+                <w:sz w:val="20"/>
+                <w:szCs w:val="20"/>
+              </w:rPr>
+            </w:pPr>
+            <w:r>
+              <w:rPr>
+                <w:b w:val="1"/>
+                <w:bCs w:val="1"/>
                 <w:sz w:val="20"/>
                 <w:szCs w:val="20"/>
               </w:rPr>
@@ -3612,21 +3696,22 @@
           <w:tcPr>
             <w:tcW w:w="3333" w:type="dxa"/>
             <w:shd w:val="clear" w:color="auto" w:fill="DBE5F1" w:themeFill="accent1" w:themeFillTint="33"/>
+            <w:tcMar/>
             <w:vAlign w:val="center"/>
           </w:tcPr>
           <w:p>
             <w:pPr>
               <w:pStyle w:val="Normal0"/>
-              <w:rPr>
-                <w:bCs/>
-                <w:sz w:val="20"/>
-                <w:szCs w:val="20"/>
-              </w:rPr>
-            </w:pPr>
-            <w:r>
-              <w:rPr>
-                <w:b/>
-                <w:bCs/>
+              <w:jc w:val="center"/>
+              <w:rPr>
+                <w:sz w:val="20"/>
+                <w:szCs w:val="20"/>
+              </w:rPr>
+            </w:pPr>
+            <w:r>
+              <w:rPr>
+                <w:b w:val="1"/>
+                <w:bCs w:val="1"/>
                 <w:sz w:val="20"/>
                 <w:szCs w:val="20"/>
               </w:rPr>
@@ -3638,21 +3723,22 @@
           <w:tcPr>
             <w:tcW w:w="3333" w:type="dxa"/>
             <w:shd w:val="clear" w:color="auto" w:fill="DBE5F1" w:themeFill="accent1" w:themeFillTint="33"/>
+            <w:tcMar/>
             <w:vAlign w:val="center"/>
           </w:tcPr>
           <w:p>
             <w:pPr>
               <w:pStyle w:val="Normal0"/>
-              <w:rPr>
-                <w:bCs/>
-                <w:sz w:val="20"/>
-                <w:szCs w:val="20"/>
-              </w:rPr>
-            </w:pPr>
-            <w:r>
-              <w:rPr>
-                <w:b/>
-                <w:bCs/>
+              <w:jc w:val="center"/>
+              <w:rPr>
+                <w:sz w:val="20"/>
+                <w:szCs w:val="20"/>
+              </w:rPr>
+            </w:pPr>
+            <w:r>
+              <w:rPr>
+                <w:b w:val="1"/>
+                <w:bCs w:val="1"/>
                 <w:sz w:val="20"/>
                 <w:szCs w:val="20"/>
               </w:rPr>
@@ -3669,6 +3755,7 @@
           <w:tcPr>
             <w:tcW w:w="3333" w:type="dxa"/>
             <w:shd w:val="clear" w:color="auto" w:fill="F2F2F2" w:themeFill="background1" w:themeFillShade="F2"/>
+            <w:tcMar/>
             <w:vAlign w:val="center"/>
           </w:tcPr>
           <w:p>
@@ -3694,6 +3781,7 @@
           <w:tcPr>
             <w:tcW w:w="3333" w:type="dxa"/>
             <w:shd w:val="clear" w:color="auto" w:fill="F2F2F2" w:themeFill="background1" w:themeFillShade="F2"/>
+            <w:tcMar/>
             <w:vAlign w:val="center"/>
           </w:tcPr>
           <w:p>
@@ -3719,6 +3807,7 @@
           <w:tcPr>
             <w:tcW w:w="3333" w:type="dxa"/>
             <w:shd w:val="clear" w:color="auto" w:fill="F2F2F2" w:themeFill="background1" w:themeFillShade="F2"/>
+            <w:tcMar/>
             <w:vAlign w:val="center"/>
           </w:tcPr>
           <w:p>
@@ -3757,6 +3846,7 @@
           <w:tcPr>
             <w:tcW w:w="3333" w:type="dxa"/>
             <w:shd w:val="clear" w:color="auto" w:fill="F2F2F2" w:themeFill="background1" w:themeFillShade="F2"/>
+            <w:tcMar/>
             <w:vAlign w:val="center"/>
           </w:tcPr>
           <w:p>
@@ -3782,6 +3872,7 @@
           <w:tcPr>
             <w:tcW w:w="3333" w:type="dxa"/>
             <w:shd w:val="clear" w:color="auto" w:fill="F2F2F2" w:themeFill="background1" w:themeFillShade="F2"/>
+            <w:tcMar/>
             <w:vAlign w:val="center"/>
           </w:tcPr>
           <w:p>
@@ -3807,6 +3898,7 @@
           <w:tcPr>
             <w:tcW w:w="3333" w:type="dxa"/>
             <w:shd w:val="clear" w:color="auto" w:fill="F2F2F2" w:themeFill="background1" w:themeFillShade="F2"/>
+            <w:tcMar/>
             <w:vAlign w:val="center"/>
           </w:tcPr>
           <w:p>
@@ -3845,6 +3937,7 @@
           <w:tcPr>
             <w:tcW w:w="3333" w:type="dxa"/>
             <w:shd w:val="clear" w:color="auto" w:fill="F2F2F2" w:themeFill="background1" w:themeFillShade="F2"/>
+            <w:tcMar/>
             <w:vAlign w:val="center"/>
           </w:tcPr>
           <w:p>
@@ -3870,6 +3963,7 @@
           <w:tcPr>
             <w:tcW w:w="3333" w:type="dxa"/>
             <w:shd w:val="clear" w:color="auto" w:fill="F2F2F2" w:themeFill="background1" w:themeFillShade="F2"/>
+            <w:tcMar/>
             <w:vAlign w:val="center"/>
           </w:tcPr>
           <w:p>
@@ -3895,6 +3989,7 @@
           <w:tcPr>
             <w:tcW w:w="3333" w:type="dxa"/>
             <w:shd w:val="clear" w:color="auto" w:fill="F2F2F2" w:themeFill="background1" w:themeFillShade="F2"/>
+            <w:tcMar/>
             <w:vAlign w:val="center"/>
           </w:tcPr>
           <w:p>
@@ -3933,6 +4028,7 @@
           <w:tcPr>
             <w:tcW w:w="3333" w:type="dxa"/>
             <w:shd w:val="clear" w:color="auto" w:fill="F2F2F2" w:themeFill="background1" w:themeFillShade="F2"/>
+            <w:tcMar/>
             <w:vAlign w:val="center"/>
           </w:tcPr>
           <w:p>
@@ -3958,6 +4054,7 @@
           <w:tcPr>
             <w:tcW w:w="3333" w:type="dxa"/>
             <w:shd w:val="clear" w:color="auto" w:fill="F2F2F2" w:themeFill="background1" w:themeFillShade="F2"/>
+            <w:tcMar/>
             <w:vAlign w:val="center"/>
           </w:tcPr>
           <w:p>
@@ -3983,6 +4080,7 @@
           <w:tcPr>
             <w:tcW w:w="3333" w:type="dxa"/>
             <w:shd w:val="clear" w:color="auto" w:fill="F2F2F2" w:themeFill="background1" w:themeFillShade="F2"/>
+            <w:tcMar/>
             <w:vAlign w:val="center"/>
           </w:tcPr>
           <w:p>
@@ -4021,6 +4119,7 @@
           <w:tcPr>
             <w:tcW w:w="3333" w:type="dxa"/>
             <w:shd w:val="clear" w:color="auto" w:fill="F2F2F2" w:themeFill="background1" w:themeFillShade="F2"/>
+            <w:tcMar/>
             <w:vAlign w:val="center"/>
           </w:tcPr>
           <w:p>
@@ -4046,6 +4145,7 @@
           <w:tcPr>
             <w:tcW w:w="3333" w:type="dxa"/>
             <w:shd w:val="clear" w:color="auto" w:fill="F2F2F2" w:themeFill="background1" w:themeFillShade="F2"/>
+            <w:tcMar/>
             <w:vAlign w:val="center"/>
           </w:tcPr>
           <w:p>
@@ -4071,6 +4171,7 @@
           <w:tcPr>
             <w:tcW w:w="3333" w:type="dxa"/>
             <w:shd w:val="clear" w:color="auto" w:fill="F2F2F2" w:themeFill="background1" w:themeFillShade="F2"/>
+            <w:tcMar/>
             <w:vAlign w:val="center"/>
           </w:tcPr>
           <w:p>
@@ -4109,6 +4210,7 @@
           <w:tcPr>
             <w:tcW w:w="3333" w:type="dxa"/>
             <w:shd w:val="clear" w:color="auto" w:fill="F2F2F2" w:themeFill="background1" w:themeFillShade="F2"/>
+            <w:tcMar/>
             <w:vAlign w:val="center"/>
           </w:tcPr>
           <w:p>
@@ -4134,6 +4236,7 @@
           <w:tcPr>
             <w:tcW w:w="3333" w:type="dxa"/>
             <w:shd w:val="clear" w:color="auto" w:fill="F2F2F2" w:themeFill="background1" w:themeFillShade="F2"/>
+            <w:tcMar/>
             <w:vAlign w:val="center"/>
           </w:tcPr>
           <w:p>
@@ -4159,6 +4262,7 @@
           <w:tcPr>
             <w:tcW w:w="3333" w:type="dxa"/>
             <w:shd w:val="clear" w:color="auto" w:fill="F2F2F2" w:themeFill="background1" w:themeFillShade="F2"/>
+            <w:tcMar/>
             <w:vAlign w:val="center"/>
           </w:tcPr>
           <w:p>
@@ -4244,6 +4348,7 @@
           <w:tcPr>
             <w:tcW w:w="972" w:type="dxa"/>
             <w:shd w:val="clear" w:color="auto" w:fill="DBE5F1" w:themeFill="accent1" w:themeFillTint="33"/>
+            <w:tcMar/>
           </w:tcPr>
           <w:p>
             <w:pPr>
@@ -4270,6 +4375,7 @@
           <w:tcPr>
             <w:tcW w:w="3985" w:type="dxa"/>
             <w:shd w:val="clear" w:color="auto" w:fill="DBE5F1" w:themeFill="accent1" w:themeFillTint="33"/>
+            <w:tcMar/>
           </w:tcPr>
           <w:p>
             <w:pPr>
@@ -4304,6 +4410,7 @@
           <w:tcPr>
             <w:tcW w:w="4961" w:type="dxa"/>
             <w:shd w:val="clear" w:color="auto" w:fill="DBE5F1" w:themeFill="accent1" w:themeFillTint="33"/>
+            <w:tcMar/>
           </w:tcPr>
           <w:p>
             <w:pPr>
@@ -4332,6 +4439,7 @@
           <w:tcPr>
             <w:tcW w:w="972" w:type="dxa"/>
             <w:shd w:val="clear" w:color="auto" w:fill="F2F2F2" w:themeFill="background1" w:themeFillShade="F2"/>
+            <w:tcMar/>
           </w:tcPr>
           <w:p>
             <w:pPr>
@@ -4354,21 +4462,47 @@
           <w:tcPr>
             <w:tcW w:w="3985" w:type="dxa"/>
             <w:shd w:val="clear" w:color="auto" w:fill="F2F2F2" w:themeFill="background1" w:themeFillShade="F2"/>
-          </w:tcPr>
-          <w:p>
-            <w:pPr>
-              <w:pStyle w:val="Normal0"/>
-              <w:rPr>
-                <w:sz w:val="20"/>
-                <w:szCs w:val="20"/>
-              </w:rPr>
-            </w:pPr>
-            <w:r>
-              <w:rPr>
-                <w:sz w:val="20"/>
-                <w:szCs w:val="20"/>
-              </w:rPr>
-              <w:t>Estaciones meteorológicas propias o de red pública (IDEAM, apps climáticas).</w:t>
+            <w:tcMar/>
+          </w:tcPr>
+          <w:p>
+            <w:pPr>
+              <w:pStyle w:val="Normal0"/>
+              <w:rPr>
+                <w:sz w:val="20"/>
+                <w:szCs w:val="20"/>
+              </w:rPr>
+            </w:pPr>
+            <w:r>
+              <w:rPr>
+                <w:sz w:val="20"/>
+                <w:szCs w:val="20"/>
+              </w:rPr>
+              <w:t xml:space="preserve">Estaciones meteorológicas propias o de red pública (IDEAM, </w:t>
+            </w:r>
+            <w:r>
+              <w:rPr>
+                <w:i w:val="1"/>
+                <w:iCs w:val="1"/>
+                <w:sz w:val="20"/>
+                <w:szCs w:val="20"/>
+              </w:rPr>
+              <w:t>apps</w:t>
+            </w:r>
+            <w:r>
+              <w:rPr>
+                <w:i w:val="1"/>
+                <w:iCs w:val="1"/>
+                <w:sz w:val="20"/>
+                <w:szCs w:val="20"/>
+              </w:rPr>
+              <w:t xml:space="preserve"> </w:t>
+            </w:r>
+            <w:r>
+              <w:rPr>
+                <w:sz w:val="20"/>
+                <w:szCs w:val="20"/>
+              </w:rPr>
+              <w:t>climáticas).</w:t>
             </w:r>
           </w:p>
         </w:tc>
@@ -4376,6 +4510,7 @@
           <w:tcPr>
             <w:tcW w:w="4961" w:type="dxa"/>
             <w:vMerge w:val="restart"/>
+            <w:tcMar/>
           </w:tcPr>
           <w:p>
             <w:pPr>
@@ -4455,6 +4590,7 @@
           <w:tcPr>
             <w:tcW w:w="972" w:type="dxa"/>
             <w:shd w:val="clear" w:color="auto" w:fill="F2F2F2" w:themeFill="background1" w:themeFillShade="F2"/>
+            <w:tcMar/>
           </w:tcPr>
           <w:p>
             <w:pPr>
@@ -4477,6 +4613,7 @@
           <w:tcPr>
             <w:tcW w:w="3985" w:type="dxa"/>
             <w:shd w:val="clear" w:color="auto" w:fill="F2F2F2" w:themeFill="background1" w:themeFillShade="F2"/>
+            <w:tcMar/>
           </w:tcPr>
           <w:p>
             <w:pPr>
@@ -4499,6 +4636,7 @@
           <w:tcPr>
             <w:tcW w:w="4961" w:type="dxa"/>
             <w:vMerge/>
+            <w:tcMar/>
           </w:tcPr>
           <w:p>
             <w:pPr>
@@ -4516,6 +4654,7 @@
           <w:tcPr>
             <w:tcW w:w="972" w:type="dxa"/>
             <w:shd w:val="clear" w:color="auto" w:fill="F2F2F2" w:themeFill="background1" w:themeFillShade="F2"/>
+            <w:tcMar/>
           </w:tcPr>
           <w:p>
             <w:pPr>
@@ -4538,6 +4677,7 @@
           <w:tcPr>
             <w:tcW w:w="3985" w:type="dxa"/>
             <w:shd w:val="clear" w:color="auto" w:fill="F2F2F2" w:themeFill="background1" w:themeFillShade="F2"/>
+            <w:tcMar/>
           </w:tcPr>
           <w:p>
             <w:pPr>
@@ -4560,6 +4700,7 @@
           <w:tcPr>
             <w:tcW w:w="4961" w:type="dxa"/>
             <w:vMerge/>
+            <w:tcMar/>
           </w:tcPr>
           <w:p>
             <w:pPr>
@@ -4577,6 +4718,7 @@
           <w:tcPr>
             <w:tcW w:w="972" w:type="dxa"/>
             <w:shd w:val="clear" w:color="auto" w:fill="F2F2F2" w:themeFill="background1" w:themeFillShade="F2"/>
+            <w:tcMar/>
           </w:tcPr>
           <w:p>
             <w:pPr>
@@ -4599,6 +4741,7 @@
           <w:tcPr>
             <w:tcW w:w="3985" w:type="dxa"/>
             <w:shd w:val="clear" w:color="auto" w:fill="F2F2F2" w:themeFill="background1" w:themeFillShade="F2"/>
+            <w:tcMar/>
           </w:tcPr>
           <w:p>
             <w:pPr>
@@ -4621,6 +4764,7 @@
           <w:tcPr>
             <w:tcW w:w="4961" w:type="dxa"/>
             <w:vMerge/>
+            <w:tcMar/>
           </w:tcPr>
           <w:p>
             <w:pPr>
@@ -4997,16 +5141,16 @@
           <w:p>
             <w:pPr>
               <w:pStyle w:val="Normal0"/>
-              <w:rPr>
-                <w:bCs/>
-                <w:sz w:val="20"/>
-                <w:szCs w:val="20"/>
-              </w:rPr>
-            </w:pPr>
-            <w:r>
-              <w:rPr>
-                <w:b/>
-                <w:bCs/>
+              <w:jc w:val="center"/>
+              <w:rPr>
+                <w:sz w:val="20"/>
+                <w:szCs w:val="20"/>
+              </w:rPr>
+            </w:pPr>
+            <w:r>
+              <w:rPr>
+                <w:b w:val="1"/>
+                <w:bCs w:val="1"/>
                 <w:sz w:val="20"/>
                 <w:szCs w:val="20"/>
               </w:rPr>
@@ -5015,8 +5159,8 @@
             <w:commentRangeStart w:id="6"/>
             <w:r>
               <w:rPr>
-                <w:b/>
-                <w:bCs/>
+                <w:b w:val="1"/>
+                <w:bCs w:val="1"/>
                 <w:sz w:val="20"/>
                 <w:szCs w:val="20"/>
               </w:rPr>
@@ -5025,7 +5169,7 @@
             <w:commentRangeEnd w:id="6"/>
             <w:r>
               <w:rPr>
-                <w:rStyle w:val="Refdecomentario"/>
+                <w:rStyle w:val="CommentReference"/>
               </w:rPr>
               <w:commentReference w:id="6"/>
             </w:r>
@@ -5041,16 +5185,16 @@
           <w:p>
             <w:pPr>
               <w:pStyle w:val="Normal0"/>
-              <w:rPr>
-                <w:bCs/>
-                <w:sz w:val="20"/>
-                <w:szCs w:val="20"/>
-              </w:rPr>
-            </w:pPr>
-            <w:r>
-              <w:rPr>
-                <w:b/>
-                <w:bCs/>
+              <w:jc w:val="center"/>
+              <w:rPr>
+                <w:sz w:val="20"/>
+                <w:szCs w:val="20"/>
+              </w:rPr>
+            </w:pPr>
+            <w:r>
+              <w:rPr>
+                <w:b w:val="1"/>
+                <w:bCs w:val="1"/>
                 <w:sz w:val="20"/>
                 <w:szCs w:val="20"/>
               </w:rPr>
@@ -5068,16 +5212,16 @@
           <w:p>
             <w:pPr>
               <w:pStyle w:val="Normal0"/>
-              <w:rPr>
-                <w:bCs/>
-                <w:sz w:val="20"/>
-                <w:szCs w:val="20"/>
-              </w:rPr>
-            </w:pPr>
-            <w:r>
-              <w:rPr>
-                <w:b/>
-                <w:bCs/>
+              <w:jc w:val="center"/>
+              <w:rPr>
+                <w:sz w:val="20"/>
+                <w:szCs w:val="20"/>
+              </w:rPr>
+            </w:pPr>
+            <w:r>
+              <w:rPr>
+                <w:b w:val="1"/>
+                <w:bCs w:val="1"/>
                 <w:sz w:val="20"/>
                 <w:szCs w:val="20"/>
               </w:rPr>
@@ -6470,20 +6614,22 @@
           <w:tcPr>
             <w:tcW w:w="3314" w:type="dxa"/>
             <w:shd w:val="clear" w:color="auto" w:fill="DBE5F1" w:themeFill="accent1" w:themeFillTint="33"/>
+            <w:tcMar/>
             <w:vAlign w:val="center"/>
           </w:tcPr>
           <w:p>
             <w:pPr>
               <w:pStyle w:val="Normal0"/>
-              <w:rPr>
-                <w:sz w:val="20"/>
-                <w:szCs w:val="20"/>
-              </w:rPr>
-            </w:pPr>
-            <w:r>
-              <w:rPr>
-                <w:b/>
-                <w:bCs/>
+              <w:jc w:val="center"/>
+              <w:rPr>
+                <w:sz w:val="20"/>
+                <w:szCs w:val="20"/>
+              </w:rPr>
+            </w:pPr>
+            <w:r>
+              <w:rPr>
+                <w:b w:val="1"/>
+                <w:bCs w:val="1"/>
                 <w:sz w:val="20"/>
                 <w:szCs w:val="20"/>
               </w:rPr>
@@ -6495,20 +6641,22 @@
           <w:tcPr>
             <w:tcW w:w="3314" w:type="dxa"/>
             <w:shd w:val="clear" w:color="auto" w:fill="DBE5F1" w:themeFill="accent1" w:themeFillTint="33"/>
+            <w:tcMar/>
             <w:vAlign w:val="center"/>
           </w:tcPr>
           <w:p>
             <w:pPr>
               <w:pStyle w:val="Normal0"/>
-              <w:rPr>
-                <w:sz w:val="20"/>
-                <w:szCs w:val="20"/>
-              </w:rPr>
-            </w:pPr>
-            <w:r>
-              <w:rPr>
-                <w:b/>
-                <w:bCs/>
+              <w:jc w:val="center"/>
+              <w:rPr>
+                <w:sz w:val="20"/>
+                <w:szCs w:val="20"/>
+              </w:rPr>
+            </w:pPr>
+            <w:r>
+              <w:rPr>
+                <w:b w:val="1"/>
+                <w:bCs w:val="1"/>
                 <w:sz w:val="20"/>
                 <w:szCs w:val="20"/>
               </w:rPr>
@@ -6520,20 +6668,22 @@
           <w:tcPr>
             <w:tcW w:w="3314" w:type="dxa"/>
             <w:shd w:val="clear" w:color="auto" w:fill="DBE5F1" w:themeFill="accent1" w:themeFillTint="33"/>
+            <w:tcMar/>
             <w:vAlign w:val="center"/>
           </w:tcPr>
           <w:p>
             <w:pPr>
               <w:pStyle w:val="Normal0"/>
-              <w:rPr>
-                <w:sz w:val="20"/>
-                <w:szCs w:val="20"/>
-              </w:rPr>
-            </w:pPr>
-            <w:r>
-              <w:rPr>
-                <w:b/>
-                <w:bCs/>
+              <w:jc w:val="center"/>
+              <w:rPr>
+                <w:sz w:val="20"/>
+                <w:szCs w:val="20"/>
+              </w:rPr>
+            </w:pPr>
+            <w:r>
+              <w:rPr>
+                <w:b w:val="1"/>
+                <w:bCs w:val="1"/>
                 <w:sz w:val="20"/>
                 <w:szCs w:val="20"/>
               </w:rPr>
@@ -6550,20 +6700,23 @@
           <w:tcPr>
             <w:tcW w:w="3314" w:type="dxa"/>
             <w:shd w:val="clear" w:color="auto" w:fill="F2F2F2" w:themeFill="background1" w:themeFillShade="F2"/>
+            <w:tcMar/>
             <w:vAlign w:val="center"/>
           </w:tcPr>
           <w:p>
             <w:pPr>
               <w:pStyle w:val="Normal0"/>
               <w:rPr>
-                <w:sz w:val="20"/>
-                <w:szCs w:val="20"/>
-              </w:rPr>
-            </w:pPr>
-            <w:r>
-              <w:rPr>
-                <w:b/>
-                <w:bCs/>
+                <w:b w:val="0"/>
+                <w:bCs w:val="0"/>
+                <w:sz w:val="20"/>
+                <w:szCs w:val="20"/>
+              </w:rPr>
+            </w:pPr>
+            <w:r>
+              <w:rPr>
+                <w:b w:val="0"/>
+                <w:bCs w:val="0"/>
                 <w:sz w:val="20"/>
                 <w:szCs w:val="20"/>
               </w:rPr>
@@ -6575,6 +6728,7 @@
           <w:tcPr>
             <w:tcW w:w="3314" w:type="dxa"/>
             <w:shd w:val="clear" w:color="auto" w:fill="F2F2F2" w:themeFill="background1" w:themeFillShade="F2"/>
+            <w:tcMar/>
             <w:vAlign w:val="center"/>
           </w:tcPr>
           <w:p>
@@ -6605,6 +6759,7 @@
           <w:tcPr>
             <w:tcW w:w="3314" w:type="dxa"/>
             <w:shd w:val="clear" w:color="auto" w:fill="F2F2F2" w:themeFill="background1" w:themeFillShade="F2"/>
+            <w:tcMar/>
             <w:vAlign w:val="center"/>
           </w:tcPr>
           <w:p>
@@ -6640,20 +6795,23 @@
           <w:tcPr>
             <w:tcW w:w="3314" w:type="dxa"/>
             <w:shd w:val="clear" w:color="auto" w:fill="F2F2F2" w:themeFill="background1" w:themeFillShade="F2"/>
+            <w:tcMar/>
             <w:vAlign w:val="center"/>
           </w:tcPr>
           <w:p>
             <w:pPr>
               <w:pStyle w:val="Normal0"/>
               <w:rPr>
-                <w:sz w:val="20"/>
-                <w:szCs w:val="20"/>
-              </w:rPr>
-            </w:pPr>
-            <w:r>
-              <w:rPr>
-                <w:b/>
-                <w:bCs/>
+                <w:b w:val="0"/>
+                <w:bCs w:val="0"/>
+                <w:sz w:val="20"/>
+                <w:szCs w:val="20"/>
+              </w:rPr>
+            </w:pPr>
+            <w:r>
+              <w:rPr>
+                <w:b w:val="0"/>
+                <w:bCs w:val="0"/>
                 <w:sz w:val="20"/>
                 <w:szCs w:val="20"/>
               </w:rPr>
@@ -6665,6 +6823,7 @@
           <w:tcPr>
             <w:tcW w:w="3314" w:type="dxa"/>
             <w:shd w:val="clear" w:color="auto" w:fill="F2F2F2" w:themeFill="background1" w:themeFillShade="F2"/>
+            <w:tcMar/>
             <w:vAlign w:val="center"/>
           </w:tcPr>
           <w:p>
@@ -6695,6 +6854,7 @@
           <w:tcPr>
             <w:tcW w:w="3314" w:type="dxa"/>
             <w:shd w:val="clear" w:color="auto" w:fill="F2F2F2" w:themeFill="background1" w:themeFillShade="F2"/>
+            <w:tcMar/>
             <w:vAlign w:val="center"/>
           </w:tcPr>
           <w:p>
@@ -6730,20 +6890,23 @@
           <w:tcPr>
             <w:tcW w:w="3314" w:type="dxa"/>
             <w:shd w:val="clear" w:color="auto" w:fill="F2F2F2" w:themeFill="background1" w:themeFillShade="F2"/>
+            <w:tcMar/>
             <w:vAlign w:val="center"/>
           </w:tcPr>
           <w:p>
             <w:pPr>
               <w:pStyle w:val="Normal0"/>
               <w:rPr>
-                <w:sz w:val="20"/>
-                <w:szCs w:val="20"/>
-              </w:rPr>
-            </w:pPr>
-            <w:r>
-              <w:rPr>
-                <w:b/>
-                <w:bCs/>
+                <w:b w:val="0"/>
+                <w:bCs w:val="0"/>
+                <w:sz w:val="20"/>
+                <w:szCs w:val="20"/>
+              </w:rPr>
+            </w:pPr>
+            <w:r>
+              <w:rPr>
+                <w:b w:val="0"/>
+                <w:bCs w:val="0"/>
                 <w:sz w:val="20"/>
                 <w:szCs w:val="20"/>
               </w:rPr>
@@ -6755,6 +6918,7 @@
           <w:tcPr>
             <w:tcW w:w="3314" w:type="dxa"/>
             <w:shd w:val="clear" w:color="auto" w:fill="F2F2F2" w:themeFill="background1" w:themeFillShade="F2"/>
+            <w:tcMar/>
             <w:vAlign w:val="center"/>
           </w:tcPr>
           <w:p>
@@ -6785,6 +6949,7 @@
           <w:tcPr>
             <w:tcW w:w="3314" w:type="dxa"/>
             <w:shd w:val="clear" w:color="auto" w:fill="F2F2F2" w:themeFill="background1" w:themeFillShade="F2"/>
+            <w:tcMar/>
             <w:vAlign w:val="center"/>
           </w:tcPr>
           <w:p>
@@ -6820,20 +6985,23 @@
           <w:tcPr>
             <w:tcW w:w="3314" w:type="dxa"/>
             <w:shd w:val="clear" w:color="auto" w:fill="F2F2F2" w:themeFill="background1" w:themeFillShade="F2"/>
+            <w:tcMar/>
             <w:vAlign w:val="center"/>
           </w:tcPr>
           <w:p>
             <w:pPr>
               <w:pStyle w:val="Normal0"/>
               <w:rPr>
-                <w:sz w:val="20"/>
-                <w:szCs w:val="20"/>
-              </w:rPr>
-            </w:pPr>
-            <w:r>
-              <w:rPr>
-                <w:b/>
-                <w:bCs/>
+                <w:b w:val="0"/>
+                <w:bCs w:val="0"/>
+                <w:sz w:val="20"/>
+                <w:szCs w:val="20"/>
+              </w:rPr>
+            </w:pPr>
+            <w:r>
+              <w:rPr>
+                <w:b w:val="0"/>
+                <w:bCs w:val="0"/>
                 <w:sz w:val="20"/>
                 <w:szCs w:val="20"/>
               </w:rPr>
@@ -6845,6 +7013,7 @@
           <w:tcPr>
             <w:tcW w:w="3314" w:type="dxa"/>
             <w:shd w:val="clear" w:color="auto" w:fill="F2F2F2" w:themeFill="background1" w:themeFillShade="F2"/>
+            <w:tcMar/>
             <w:vAlign w:val="center"/>
           </w:tcPr>
           <w:p>
@@ -6875,6 +7044,7 @@
           <w:tcPr>
             <w:tcW w:w="3314" w:type="dxa"/>
             <w:shd w:val="clear" w:color="auto" w:fill="F2F2F2" w:themeFill="background1" w:themeFillShade="F2"/>
+            <w:tcMar/>
             <w:vAlign w:val="center"/>
           </w:tcPr>
           <w:p>
@@ -6910,20 +7080,23 @@
           <w:tcPr>
             <w:tcW w:w="3314" w:type="dxa"/>
             <w:shd w:val="clear" w:color="auto" w:fill="F2F2F2" w:themeFill="background1" w:themeFillShade="F2"/>
+            <w:tcMar/>
             <w:vAlign w:val="center"/>
           </w:tcPr>
           <w:p>
             <w:pPr>
               <w:pStyle w:val="Normal0"/>
               <w:rPr>
-                <w:sz w:val="20"/>
-                <w:szCs w:val="20"/>
-              </w:rPr>
-            </w:pPr>
-            <w:r>
-              <w:rPr>
-                <w:b/>
-                <w:bCs/>
+                <w:b w:val="0"/>
+                <w:bCs w:val="0"/>
+                <w:sz w:val="20"/>
+                <w:szCs w:val="20"/>
+              </w:rPr>
+            </w:pPr>
+            <w:r>
+              <w:rPr>
+                <w:b w:val="0"/>
+                <w:bCs w:val="0"/>
                 <w:sz w:val="20"/>
                 <w:szCs w:val="20"/>
               </w:rPr>
@@ -6935,6 +7108,7 @@
           <w:tcPr>
             <w:tcW w:w="3314" w:type="dxa"/>
             <w:shd w:val="clear" w:color="auto" w:fill="F2F2F2" w:themeFill="background1" w:themeFillShade="F2"/>
+            <w:tcMar/>
             <w:vAlign w:val="center"/>
           </w:tcPr>
           <w:p>
@@ -6965,6 +7139,7 @@
           <w:tcPr>
             <w:tcW w:w="3314" w:type="dxa"/>
             <w:shd w:val="clear" w:color="auto" w:fill="F2F2F2" w:themeFill="background1" w:themeFillShade="F2"/>
+            <w:tcMar/>
             <w:vAlign w:val="center"/>
           </w:tcPr>
           <w:p>
@@ -7000,22 +7175,23 @@
           <w:tcPr>
             <w:tcW w:w="3314" w:type="dxa"/>
             <w:shd w:val="clear" w:color="auto" w:fill="F2F2F2" w:themeFill="background1" w:themeFillShade="F2"/>
+            <w:tcMar/>
             <w:vAlign w:val="center"/>
           </w:tcPr>
           <w:p>
             <w:pPr>
               <w:pStyle w:val="Normal0"/>
               <w:rPr>
-                <w:b/>
-                <w:bCs/>
-                <w:sz w:val="20"/>
-                <w:szCs w:val="20"/>
-              </w:rPr>
-            </w:pPr>
-            <w:r>
-              <w:rPr>
-                <w:b/>
-                <w:bCs/>
+                <w:b w:val="0"/>
+                <w:bCs w:val="0"/>
+                <w:sz w:val="20"/>
+                <w:szCs w:val="20"/>
+              </w:rPr>
+            </w:pPr>
+            <w:r>
+              <w:rPr>
+                <w:b w:val="0"/>
+                <w:bCs w:val="0"/>
                 <w:sz w:val="20"/>
                 <w:szCs w:val="20"/>
               </w:rPr>
@@ -7027,6 +7203,7 @@
           <w:tcPr>
             <w:tcW w:w="3314" w:type="dxa"/>
             <w:shd w:val="clear" w:color="auto" w:fill="F2F2F2" w:themeFill="background1" w:themeFillShade="F2"/>
+            <w:tcMar/>
             <w:vAlign w:val="center"/>
           </w:tcPr>
           <w:p>
@@ -7057,6 +7234,7 @@
           <w:tcPr>
             <w:tcW w:w="3314" w:type="dxa"/>
             <w:shd w:val="clear" w:color="auto" w:fill="F2F2F2" w:themeFill="background1" w:themeFillShade="F2"/>
+            <w:tcMar/>
             <w:vAlign w:val="center"/>
           </w:tcPr>
           <w:p>
@@ -8896,16 +9074,16 @@
           <w:p>
             <w:pPr>
               <w:pStyle w:val="Normal0"/>
-              <w:rPr>
-                <w:bCs/>
-                <w:sz w:val="20"/>
-                <w:szCs w:val="20"/>
-              </w:rPr>
-            </w:pPr>
-            <w:r>
-              <w:rPr>
-                <w:b/>
-                <w:bCs/>
+              <w:jc w:val="center"/>
+              <w:rPr>
+                <w:sz w:val="20"/>
+                <w:szCs w:val="20"/>
+              </w:rPr>
+            </w:pPr>
+            <w:r>
+              <w:rPr>
+                <w:b w:val="1"/>
+                <w:bCs w:val="1"/>
                 <w:sz w:val="20"/>
                 <w:szCs w:val="20"/>
               </w:rPr>
@@ -8923,16 +9101,16 @@
           <w:p>
             <w:pPr>
               <w:pStyle w:val="Normal0"/>
-              <w:rPr>
-                <w:bCs/>
-                <w:sz w:val="20"/>
-                <w:szCs w:val="20"/>
-              </w:rPr>
-            </w:pPr>
-            <w:r>
-              <w:rPr>
-                <w:b/>
-                <w:bCs/>
+              <w:jc w:val="center"/>
+              <w:rPr>
+                <w:sz w:val="20"/>
+                <w:szCs w:val="20"/>
+              </w:rPr>
+            </w:pPr>
+            <w:r>
+              <w:rPr>
+                <w:b w:val="1"/>
+                <w:bCs w:val="1"/>
                 <w:sz w:val="20"/>
                 <w:szCs w:val="20"/>
               </w:rPr>
@@ -8950,16 +9128,16 @@
           <w:p>
             <w:pPr>
               <w:pStyle w:val="Normal0"/>
-              <w:rPr>
-                <w:bCs/>
-                <w:sz w:val="20"/>
-                <w:szCs w:val="20"/>
-              </w:rPr>
-            </w:pPr>
-            <w:r>
-              <w:rPr>
-                <w:b/>
-                <w:bCs/>
+              <w:jc w:val="center"/>
+              <w:rPr>
+                <w:sz w:val="20"/>
+                <w:szCs w:val="20"/>
+              </w:rPr>
+            </w:pPr>
+            <w:r>
+              <w:rPr>
+                <w:b w:val="1"/>
+                <w:bCs w:val="1"/>
                 <w:sz w:val="20"/>
                 <w:szCs w:val="20"/>
               </w:rPr>
@@ -8977,16 +9155,16 @@
           <w:p>
             <w:pPr>
               <w:pStyle w:val="Normal0"/>
-              <w:rPr>
-                <w:bCs/>
-                <w:sz w:val="20"/>
-                <w:szCs w:val="20"/>
-              </w:rPr>
-            </w:pPr>
-            <w:r>
-              <w:rPr>
-                <w:b/>
-                <w:bCs/>
+              <w:jc w:val="center"/>
+              <w:rPr>
+                <w:sz w:val="20"/>
+                <w:szCs w:val="20"/>
+              </w:rPr>
+            </w:pPr>
+            <w:r>
+              <w:rPr>
+                <w:b w:val="1"/>
+                <w:bCs w:val="1"/>
                 <w:sz w:val="20"/>
                 <w:szCs w:val="20"/>
               </w:rPr>
@@ -9527,22 +9705,33 @@
             <w:pPr>
               <w:pStyle w:val="Normal0"/>
               <w:rPr>
-                <w:bCs/>
-                <w:sz w:val="20"/>
-                <w:szCs w:val="20"/>
-              </w:rPr>
-            </w:pPr>
-            <w:r>
-              <w:rPr>
-                <w:bCs/>
-                <w:sz w:val="20"/>
-                <w:szCs w:val="20"/>
-              </w:rPr>
-              <w:t>Diario / Semanal</w:t>
-            </w:r>
-            <w:r>
-              <w:rPr>
-                <w:bCs/>
+                <w:sz w:val="20"/>
+                <w:szCs w:val="20"/>
+              </w:rPr>
+            </w:pPr>
+            <w:r>
+              <w:rPr>
+                <w:sz w:val="20"/>
+                <w:szCs w:val="20"/>
+              </w:rPr>
+              <w:t xml:space="preserve">Diario / </w:t>
+            </w:r>
+            <w:r>
+              <w:rPr>
+                <w:sz w:val="20"/>
+                <w:szCs w:val="20"/>
+              </w:rPr>
+              <w:t>s</w:t>
+            </w:r>
+            <w:r>
+              <w:rPr>
+                <w:sz w:val="20"/>
+                <w:szCs w:val="20"/>
+              </w:rPr>
+              <w:t>emanal</w:t>
+            </w:r>
+            <w:r>
+              <w:rPr>
                 <w:sz w:val="20"/>
                 <w:szCs w:val="20"/>
               </w:rPr>
@@ -11333,7 +11522,42 @@
       <w:pPr>
         <w:pStyle w:val="Normal0"/>
         <w:rPr>
-          <w:bCs/>
+          <w:sz w:val="20"/>
+          <w:szCs w:val="20"/>
+        </w:rPr>
+      </w:pPr>
+    </w:p>
+    <w:p>
+      <w:pPr>
+        <w:pStyle w:val="Normal0"/>
+        <w:rPr>
+          <w:sz w:val="20"/>
+          <w:szCs w:val="20"/>
+        </w:rPr>
+      </w:pPr>
+    </w:p>
+    <w:p>
+      <w:pPr>
+        <w:pStyle w:val="Normal0"/>
+        <w:rPr>
+          <w:sz w:val="20"/>
+          <w:szCs w:val="20"/>
+        </w:rPr>
+      </w:pPr>
+    </w:p>
+    <w:p>
+      <w:pPr>
+        <w:pStyle w:val="Normal0"/>
+        <w:rPr>
+          <w:sz w:val="20"/>
+          <w:szCs w:val="20"/>
+        </w:rPr>
+      </w:pPr>
+    </w:p>
+    <w:p>
+      <w:pPr>
+        <w:pStyle w:val="Normal0"/>
+        <w:rPr>
           <w:sz w:val="20"/>
           <w:szCs w:val="20"/>
         </w:rPr>
@@ -11390,16 +11614,18 @@
           <w:p>
             <w:pPr>
               <w:pStyle w:val="Normal0"/>
-              <w:rPr>
-                <w:b/>
-                <w:sz w:val="20"/>
-                <w:szCs w:val="20"/>
-              </w:rPr>
-            </w:pPr>
-            <w:r>
-              <w:rPr>
-                <w:b/>
-                <w:bCs/>
+              <w:jc w:val="center"/>
+              <w:rPr>
+                <w:b w:val="1"/>
+                <w:bCs w:val="1"/>
+                <w:sz w:val="20"/>
+                <w:szCs w:val="20"/>
+              </w:rPr>
+            </w:pPr>
+            <w:r>
+              <w:rPr>
+                <w:b w:val="1"/>
+                <w:bCs w:val="1"/>
                 <w:sz w:val="20"/>
                 <w:szCs w:val="20"/>
               </w:rPr>
@@ -11408,8 +11634,8 @@
             <w:commentRangeStart w:id="14"/>
             <w:r>
               <w:rPr>
-                <w:b/>
-                <w:bCs/>
+                <w:b w:val="1"/>
+                <w:bCs w:val="1"/>
                 <w:sz w:val="20"/>
                 <w:szCs w:val="20"/>
               </w:rPr>
@@ -11418,7 +11644,7 @@
             <w:commentRangeEnd w:id="14"/>
             <w:r>
               <w:rPr>
-                <w:rStyle w:val="Refdecomentario"/>
+                <w:rStyle w:val="CommentReference"/>
               </w:rPr>
               <w:commentReference w:id="14"/>
             </w:r>
@@ -11434,16 +11660,18 @@
           <w:p>
             <w:pPr>
               <w:pStyle w:val="Normal0"/>
-              <w:rPr>
-                <w:b/>
-                <w:sz w:val="20"/>
-                <w:szCs w:val="20"/>
-              </w:rPr>
-            </w:pPr>
-            <w:r>
-              <w:rPr>
-                <w:b/>
-                <w:bCs/>
+              <w:jc w:val="center"/>
+              <w:rPr>
+                <w:b w:val="1"/>
+                <w:bCs w:val="1"/>
+                <w:sz w:val="20"/>
+                <w:szCs w:val="20"/>
+              </w:rPr>
+            </w:pPr>
+            <w:r>
+              <w:rPr>
+                <w:b w:val="1"/>
+                <w:bCs w:val="1"/>
                 <w:sz w:val="20"/>
                 <w:szCs w:val="20"/>
               </w:rPr>
@@ -11461,16 +11689,18 @@
           <w:p>
             <w:pPr>
               <w:pStyle w:val="Normal0"/>
-              <w:rPr>
-                <w:b/>
-                <w:sz w:val="20"/>
-                <w:szCs w:val="20"/>
-              </w:rPr>
-            </w:pPr>
-            <w:r>
-              <w:rPr>
-                <w:b/>
-                <w:bCs/>
+              <w:jc w:val="center"/>
+              <w:rPr>
+                <w:b w:val="1"/>
+                <w:bCs w:val="1"/>
+                <w:sz w:val="20"/>
+                <w:szCs w:val="20"/>
+              </w:rPr>
+            </w:pPr>
+            <w:r>
+              <w:rPr>
+                <w:b w:val="1"/>
+                <w:bCs w:val="1"/>
                 <w:sz w:val="20"/>
                 <w:szCs w:val="20"/>
               </w:rPr>
@@ -12716,21 +12946,22 @@
           <w:tcPr>
             <w:tcW w:w="4965" w:type="dxa"/>
             <w:shd w:val="clear" w:color="auto" w:fill="DBE5F1" w:themeFill="accent1" w:themeFillTint="33"/>
+            <w:tcMar/>
             <w:vAlign w:val="center"/>
           </w:tcPr>
           <w:p>
             <w:pPr>
               <w:pStyle w:val="Normal0"/>
-              <w:rPr>
-                <w:bCs/>
-                <w:sz w:val="20"/>
-                <w:szCs w:val="20"/>
-              </w:rPr>
-            </w:pPr>
-            <w:r>
-              <w:rPr>
-                <w:b/>
-                <w:bCs/>
+              <w:jc w:val="center"/>
+              <w:rPr>
+                <w:sz w:val="20"/>
+                <w:szCs w:val="20"/>
+              </w:rPr>
+            </w:pPr>
+            <w:r>
+              <w:rPr>
+                <w:b w:val="1"/>
+                <w:bCs w:val="1"/>
                 <w:sz w:val="20"/>
                 <w:szCs w:val="20"/>
               </w:rPr>
@@ -12739,8 +12970,8 @@
             <w:commentRangeStart w:id="15"/>
             <w:r>
               <w:rPr>
-                <w:b/>
-                <w:bCs/>
+                <w:b w:val="1"/>
+                <w:bCs w:val="1"/>
                 <w:sz w:val="20"/>
                 <w:szCs w:val="20"/>
               </w:rPr>
@@ -12749,14 +12980,14 @@
             <w:commentRangeEnd w:id="15"/>
             <w:r>
               <w:rPr>
-                <w:rStyle w:val="Refdecomentario"/>
+                <w:rStyle w:val="CommentReference"/>
               </w:rPr>
               <w:commentReference w:id="15"/>
             </w:r>
             <w:r>
               <w:rPr>
-                <w:b/>
-                <w:bCs/>
+                <w:b w:val="1"/>
+                <w:bCs w:val="1"/>
                 <w:sz w:val="20"/>
                 <w:szCs w:val="20"/>
               </w:rPr>
@@ -12768,21 +12999,22 @@
           <w:tcPr>
             <w:tcW w:w="4965" w:type="dxa"/>
             <w:shd w:val="clear" w:color="auto" w:fill="DBE5F1" w:themeFill="accent1" w:themeFillTint="33"/>
+            <w:tcMar/>
             <w:vAlign w:val="center"/>
           </w:tcPr>
           <w:p>
             <w:pPr>
               <w:pStyle w:val="Normal0"/>
-              <w:rPr>
-                <w:bCs/>
-                <w:sz w:val="20"/>
-                <w:szCs w:val="20"/>
-              </w:rPr>
-            </w:pPr>
-            <w:r>
-              <w:rPr>
-                <w:b/>
-                <w:bCs/>
+              <w:jc w:val="center"/>
+              <w:rPr>
+                <w:sz w:val="20"/>
+                <w:szCs w:val="20"/>
+              </w:rPr>
+            </w:pPr>
+            <w:r>
+              <w:rPr>
+                <w:b w:val="1"/>
+                <w:bCs w:val="1"/>
                 <w:sz w:val="20"/>
                 <w:szCs w:val="20"/>
               </w:rPr>
@@ -12799,6 +13031,7 @@
           <w:tcPr>
             <w:tcW w:w="4965" w:type="dxa"/>
             <w:shd w:val="clear" w:color="auto" w:fill="F2F2F2" w:themeFill="background1" w:themeFillShade="F2"/>
+            <w:tcMar/>
             <w:vAlign w:val="center"/>
           </w:tcPr>
           <w:p>
@@ -12832,6 +13065,7 @@
           <w:tcPr>
             <w:tcW w:w="4965" w:type="dxa"/>
             <w:shd w:val="clear" w:color="auto" w:fill="F2F2F2" w:themeFill="background1" w:themeFillShade="F2"/>
+            <w:tcMar/>
             <w:vAlign w:val="center"/>
           </w:tcPr>
           <w:p>
@@ -12870,6 +13104,7 @@
           <w:tcPr>
             <w:tcW w:w="4965" w:type="dxa"/>
             <w:shd w:val="clear" w:color="auto" w:fill="F2F2F2" w:themeFill="background1" w:themeFillShade="F2"/>
+            <w:tcMar/>
             <w:vAlign w:val="center"/>
           </w:tcPr>
           <w:p>
@@ -12903,6 +13138,7 @@
           <w:tcPr>
             <w:tcW w:w="4965" w:type="dxa"/>
             <w:shd w:val="clear" w:color="auto" w:fill="F2F2F2" w:themeFill="background1" w:themeFillShade="F2"/>
+            <w:tcMar/>
             <w:vAlign w:val="center"/>
           </w:tcPr>
           <w:p>
@@ -12941,6 +13177,7 @@
           <w:tcPr>
             <w:tcW w:w="4965" w:type="dxa"/>
             <w:shd w:val="clear" w:color="auto" w:fill="F2F2F2" w:themeFill="background1" w:themeFillShade="F2"/>
+            <w:tcMar/>
             <w:vAlign w:val="center"/>
           </w:tcPr>
           <w:p>
@@ -12974,6 +13211,7 @@
           <w:tcPr>
             <w:tcW w:w="4965" w:type="dxa"/>
             <w:shd w:val="clear" w:color="auto" w:fill="F2F2F2" w:themeFill="background1" w:themeFillShade="F2"/>
+            <w:tcMar/>
             <w:vAlign w:val="center"/>
           </w:tcPr>
           <w:p>
@@ -13012,6 +13250,7 @@
           <w:tcPr>
             <w:tcW w:w="4965" w:type="dxa"/>
             <w:shd w:val="clear" w:color="auto" w:fill="F2F2F2" w:themeFill="background1" w:themeFillShade="F2"/>
+            <w:tcMar/>
             <w:vAlign w:val="center"/>
           </w:tcPr>
           <w:p>
@@ -13045,6 +13284,7 @@
           <w:tcPr>
             <w:tcW w:w="4965" w:type="dxa"/>
             <w:shd w:val="clear" w:color="auto" w:fill="F2F2F2" w:themeFill="background1" w:themeFillShade="F2"/>
+            <w:tcMar/>
             <w:vAlign w:val="center"/>
           </w:tcPr>
           <w:p>
@@ -13083,6 +13323,7 @@
           <w:tcPr>
             <w:tcW w:w="4965" w:type="dxa"/>
             <w:shd w:val="clear" w:color="auto" w:fill="F2F2F2" w:themeFill="background1" w:themeFillShade="F2"/>
+            <w:tcMar/>
             <w:vAlign w:val="center"/>
           </w:tcPr>
           <w:p>
@@ -13116,6 +13357,7 @@
           <w:tcPr>
             <w:tcW w:w="4965" w:type="dxa"/>
             <w:shd w:val="clear" w:color="auto" w:fill="F2F2F2" w:themeFill="background1" w:themeFillShade="F2"/>
+            <w:tcMar/>
             <w:vAlign w:val="center"/>
           </w:tcPr>
           <w:p>
@@ -13619,8 +13861,8 @@
           <w:p>
             <w:pPr>
               <w:pStyle w:val="Normal0"/>
-              <w:rPr>
-                <w:bCs/>
+              <w:jc w:val="center"/>
+              <w:rPr>
                 <w:sz w:val="20"/>
                 <w:szCs w:val="20"/>
               </w:rPr>
@@ -13628,8 +13870,8 @@
             <w:commentRangeStart w:id="16"/>
             <w:r>
               <w:rPr>
-                <w:b/>
-                <w:bCs/>
+                <w:b w:val="1"/>
+                <w:bCs w:val="1"/>
                 <w:sz w:val="20"/>
                 <w:szCs w:val="20"/>
               </w:rPr>
@@ -13638,7 +13880,7 @@
             <w:commentRangeEnd w:id="16"/>
             <w:r>
               <w:rPr>
-                <w:rStyle w:val="Refdecomentario"/>
+                <w:rStyle w:val="CommentReference"/>
               </w:rPr>
               <w:commentReference w:id="16"/>
             </w:r>
@@ -13654,16 +13896,16 @@
           <w:p>
             <w:pPr>
               <w:pStyle w:val="Normal0"/>
-              <w:rPr>
-                <w:bCs/>
-                <w:sz w:val="20"/>
-                <w:szCs w:val="20"/>
-              </w:rPr>
-            </w:pPr>
-            <w:r>
-              <w:rPr>
-                <w:b/>
-                <w:bCs/>
+              <w:jc w:val="center"/>
+              <w:rPr>
+                <w:sz w:val="20"/>
+                <w:szCs w:val="20"/>
+              </w:rPr>
+            </w:pPr>
+            <w:r>
+              <w:rPr>
+                <w:b w:val="1"/>
+                <w:bCs w:val="1"/>
                 <w:sz w:val="20"/>
                 <w:szCs w:val="20"/>
               </w:rPr>
@@ -13681,16 +13923,16 @@
           <w:p>
             <w:pPr>
               <w:pStyle w:val="Normal0"/>
-              <w:rPr>
-                <w:bCs/>
-                <w:sz w:val="20"/>
-                <w:szCs w:val="20"/>
-              </w:rPr>
-            </w:pPr>
-            <w:r>
-              <w:rPr>
-                <w:b/>
-                <w:bCs/>
+              <w:jc w:val="center"/>
+              <w:rPr>
+                <w:sz w:val="20"/>
+                <w:szCs w:val="20"/>
+              </w:rPr>
+            </w:pPr>
+            <w:r>
+              <w:rPr>
+                <w:b w:val="1"/>
+                <w:bCs w:val="1"/>
                 <w:sz w:val="20"/>
                 <w:szCs w:val="20"/>
               </w:rPr>
@@ -15176,21 +15418,22 @@
           <w:tcPr>
             <w:tcW w:w="5056" w:type="dxa"/>
             <w:shd w:val="clear" w:color="auto" w:fill="DBE5F1" w:themeFill="accent1" w:themeFillTint="33"/>
+            <w:tcMar/>
             <w:vAlign w:val="center"/>
           </w:tcPr>
           <w:p>
             <w:pPr>
               <w:pStyle w:val="Normal0"/>
-              <w:rPr>
-                <w:bCs/>
-                <w:sz w:val="20"/>
-                <w:szCs w:val="20"/>
-              </w:rPr>
-            </w:pPr>
-            <w:r>
-              <w:rPr>
-                <w:b/>
-                <w:bCs/>
+              <w:jc w:val="center"/>
+              <w:rPr>
+                <w:sz w:val="20"/>
+                <w:szCs w:val="20"/>
+              </w:rPr>
+            </w:pPr>
+            <w:r>
+              <w:rPr>
+                <w:b w:val="1"/>
+                <w:bCs w:val="1"/>
                 <w:sz w:val="20"/>
                 <w:szCs w:val="20"/>
               </w:rPr>
@@ -15199,8 +15442,8 @@
             <w:commentRangeStart w:id="17"/>
             <w:r>
               <w:rPr>
-                <w:b/>
-                <w:bCs/>
+                <w:b w:val="1"/>
+                <w:bCs w:val="1"/>
                 <w:sz w:val="20"/>
                 <w:szCs w:val="20"/>
               </w:rPr>
@@ -15209,7 +15452,7 @@
             <w:commentRangeEnd w:id="17"/>
             <w:r>
               <w:rPr>
-                <w:rStyle w:val="Refdecomentario"/>
+                <w:rStyle w:val="CommentReference"/>
               </w:rPr>
               <w:commentReference w:id="17"/>
             </w:r>
@@ -15219,21 +15462,22 @@
           <w:tcPr>
             <w:tcW w:w="5056" w:type="dxa"/>
             <w:shd w:val="clear" w:color="auto" w:fill="DBE5F1" w:themeFill="accent1" w:themeFillTint="33"/>
+            <w:tcMar/>
             <w:vAlign w:val="center"/>
           </w:tcPr>
           <w:p>
             <w:pPr>
               <w:pStyle w:val="Normal0"/>
-              <w:rPr>
-                <w:bCs/>
-                <w:sz w:val="20"/>
-                <w:szCs w:val="20"/>
-              </w:rPr>
-            </w:pPr>
-            <w:r>
-              <w:rPr>
-                <w:b/>
-                <w:bCs/>
+              <w:jc w:val="center"/>
+              <w:rPr>
+                <w:sz w:val="20"/>
+                <w:szCs w:val="20"/>
+              </w:rPr>
+            </w:pPr>
+            <w:r>
+              <w:rPr>
+                <w:b w:val="1"/>
+                <w:bCs w:val="1"/>
                 <w:sz w:val="20"/>
                 <w:szCs w:val="20"/>
               </w:rPr>
@@ -15250,6 +15494,7 @@
           <w:tcPr>
             <w:tcW w:w="5056" w:type="dxa"/>
             <w:shd w:val="clear" w:color="auto" w:fill="F2F2F2" w:themeFill="background1" w:themeFillShade="F2"/>
+            <w:tcMar/>
             <w:vAlign w:val="center"/>
           </w:tcPr>
           <w:p>
@@ -15283,6 +15528,7 @@
           <w:tcPr>
             <w:tcW w:w="5056" w:type="dxa"/>
             <w:shd w:val="clear" w:color="auto" w:fill="F2F2F2" w:themeFill="background1" w:themeFillShade="F2"/>
+            <w:tcMar/>
             <w:vAlign w:val="center"/>
           </w:tcPr>
           <w:p>
@@ -15321,6 +15567,7 @@
           <w:tcPr>
             <w:tcW w:w="5056" w:type="dxa"/>
             <w:shd w:val="clear" w:color="auto" w:fill="F2F2F2" w:themeFill="background1" w:themeFillShade="F2"/>
+            <w:tcMar/>
             <w:vAlign w:val="center"/>
           </w:tcPr>
           <w:p>
@@ -15354,6 +15601,7 @@
           <w:tcPr>
             <w:tcW w:w="5056" w:type="dxa"/>
             <w:shd w:val="clear" w:color="auto" w:fill="F2F2F2" w:themeFill="background1" w:themeFillShade="F2"/>
+            <w:tcMar/>
             <w:vAlign w:val="center"/>
           </w:tcPr>
           <w:p>
@@ -15392,6 +15640,7 @@
           <w:tcPr>
             <w:tcW w:w="5056" w:type="dxa"/>
             <w:shd w:val="clear" w:color="auto" w:fill="F2F2F2" w:themeFill="background1" w:themeFillShade="F2"/>
+            <w:tcMar/>
             <w:vAlign w:val="center"/>
           </w:tcPr>
           <w:p>
@@ -15425,6 +15674,7 @@
           <w:tcPr>
             <w:tcW w:w="5056" w:type="dxa"/>
             <w:shd w:val="clear" w:color="auto" w:fill="F2F2F2" w:themeFill="background1" w:themeFillShade="F2"/>
+            <w:tcMar/>
             <w:vAlign w:val="center"/>
           </w:tcPr>
           <w:p>
@@ -15463,6 +15713,7 @@
           <w:tcPr>
             <w:tcW w:w="5056" w:type="dxa"/>
             <w:shd w:val="clear" w:color="auto" w:fill="F2F2F2" w:themeFill="background1" w:themeFillShade="F2"/>
+            <w:tcMar/>
             <w:vAlign w:val="center"/>
           </w:tcPr>
           <w:p>
@@ -15496,6 +15747,7 @@
           <w:tcPr>
             <w:tcW w:w="5056" w:type="dxa"/>
             <w:shd w:val="clear" w:color="auto" w:fill="F2F2F2" w:themeFill="background1" w:themeFillShade="F2"/>
+            <w:tcMar/>
             <w:vAlign w:val="center"/>
           </w:tcPr>
           <w:p>
@@ -15534,6 +15786,7 @@
           <w:tcPr>
             <w:tcW w:w="5056" w:type="dxa"/>
             <w:shd w:val="clear" w:color="auto" w:fill="F2F2F2" w:themeFill="background1" w:themeFillShade="F2"/>
+            <w:tcMar/>
             <w:vAlign w:val="center"/>
           </w:tcPr>
           <w:p>
@@ -15567,6 +15820,7 @@
           <w:tcPr>
             <w:tcW w:w="5056" w:type="dxa"/>
             <w:shd w:val="clear" w:color="auto" w:fill="F2F2F2" w:themeFill="background1" w:themeFillShade="F2"/>
+            <w:tcMar/>
             <w:vAlign w:val="center"/>
           </w:tcPr>
           <w:p>
@@ -16008,16 +16262,16 @@
           <w:p>
             <w:pPr>
               <w:pStyle w:val="Normal0"/>
-              <w:rPr>
-                <w:bCs/>
-                <w:sz w:val="20"/>
-                <w:szCs w:val="20"/>
-              </w:rPr>
-            </w:pPr>
-            <w:r>
-              <w:rPr>
-                <w:b/>
-                <w:bCs/>
+              <w:jc w:val="center"/>
+              <w:rPr>
+                <w:sz w:val="20"/>
+                <w:szCs w:val="20"/>
+              </w:rPr>
+            </w:pPr>
+            <w:r>
+              <w:rPr>
+                <w:b w:val="1"/>
+                <w:bCs w:val="1"/>
                 <w:sz w:val="20"/>
                 <w:szCs w:val="20"/>
               </w:rPr>
@@ -16035,16 +16289,16 @@
           <w:p>
             <w:pPr>
               <w:pStyle w:val="Normal0"/>
-              <w:rPr>
-                <w:bCs/>
-                <w:sz w:val="20"/>
-                <w:szCs w:val="20"/>
-              </w:rPr>
-            </w:pPr>
-            <w:r>
-              <w:rPr>
-                <w:b/>
-                <w:bCs/>
+              <w:jc w:val="center"/>
+              <w:rPr>
+                <w:sz w:val="20"/>
+                <w:szCs w:val="20"/>
+              </w:rPr>
+            </w:pPr>
+            <w:r>
+              <w:rPr>
+                <w:b w:val="1"/>
+                <w:bCs w:val="1"/>
                 <w:sz w:val="20"/>
                 <w:szCs w:val="20"/>
               </w:rPr>
@@ -16741,20 +16995,22 @@
           <w:tcPr>
             <w:tcW w:w="2490" w:type="dxa"/>
             <w:shd w:val="clear" w:color="auto" w:fill="DBE5F1" w:themeFill="accent1" w:themeFillTint="33"/>
+            <w:tcMar/>
             <w:vAlign w:val="center"/>
           </w:tcPr>
           <w:p>
             <w:pPr>
               <w:pStyle w:val="Normal0"/>
-              <w:rPr>
-                <w:sz w:val="20"/>
-                <w:szCs w:val="20"/>
-              </w:rPr>
-            </w:pPr>
-            <w:r>
-              <w:rPr>
-                <w:b/>
-                <w:bCs/>
+              <w:jc w:val="center"/>
+              <w:rPr>
+                <w:sz w:val="20"/>
+                <w:szCs w:val="20"/>
+              </w:rPr>
+            </w:pPr>
+            <w:r>
+              <w:rPr>
+                <w:b w:val="1"/>
+                <w:bCs w:val="1"/>
                 <w:sz w:val="20"/>
                 <w:szCs w:val="20"/>
               </w:rPr>
@@ -16763,8 +17019,8 @@
             <w:commentRangeStart w:id="19"/>
             <w:r>
               <w:rPr>
-                <w:b/>
-                <w:bCs/>
+                <w:b w:val="1"/>
+                <w:bCs w:val="1"/>
                 <w:sz w:val="20"/>
                 <w:szCs w:val="20"/>
               </w:rPr>
@@ -16773,7 +17029,7 @@
             <w:commentRangeEnd w:id="19"/>
             <w:r>
               <w:rPr>
-                <w:rStyle w:val="Refdecomentario"/>
+                <w:rStyle w:val="CommentReference"/>
               </w:rPr>
               <w:commentReference w:id="19"/>
             </w:r>
@@ -16783,20 +17039,22 @@
           <w:tcPr>
             <w:tcW w:w="2490" w:type="dxa"/>
             <w:shd w:val="clear" w:color="auto" w:fill="DBE5F1" w:themeFill="accent1" w:themeFillTint="33"/>
+            <w:tcMar/>
             <w:vAlign w:val="center"/>
           </w:tcPr>
           <w:p>
             <w:pPr>
               <w:pStyle w:val="Normal0"/>
-              <w:rPr>
-                <w:sz w:val="20"/>
-                <w:szCs w:val="20"/>
-              </w:rPr>
-            </w:pPr>
-            <w:r>
-              <w:rPr>
-                <w:b/>
-                <w:bCs/>
+              <w:jc w:val="center"/>
+              <w:rPr>
+                <w:sz w:val="20"/>
+                <w:szCs w:val="20"/>
+              </w:rPr>
+            </w:pPr>
+            <w:r>
+              <w:rPr>
+                <w:b w:val="1"/>
+                <w:bCs w:val="1"/>
                 <w:sz w:val="20"/>
                 <w:szCs w:val="20"/>
               </w:rPr>
@@ -16808,20 +17066,22 @@
           <w:tcPr>
             <w:tcW w:w="2490" w:type="dxa"/>
             <w:shd w:val="clear" w:color="auto" w:fill="DBE5F1" w:themeFill="accent1" w:themeFillTint="33"/>
+            <w:tcMar/>
             <w:vAlign w:val="center"/>
           </w:tcPr>
           <w:p>
             <w:pPr>
               <w:pStyle w:val="Normal0"/>
-              <w:rPr>
-                <w:sz w:val="20"/>
-                <w:szCs w:val="20"/>
-              </w:rPr>
-            </w:pPr>
-            <w:r>
-              <w:rPr>
-                <w:b/>
-                <w:bCs/>
+              <w:jc w:val="center"/>
+              <w:rPr>
+                <w:sz w:val="20"/>
+                <w:szCs w:val="20"/>
+              </w:rPr>
+            </w:pPr>
+            <w:r>
+              <w:rPr>
+                <w:b w:val="1"/>
+                <w:bCs w:val="1"/>
                 <w:sz w:val="20"/>
                 <w:szCs w:val="20"/>
               </w:rPr>
@@ -16833,20 +17093,22 @@
           <w:tcPr>
             <w:tcW w:w="2490" w:type="dxa"/>
             <w:shd w:val="clear" w:color="auto" w:fill="DBE5F1" w:themeFill="accent1" w:themeFillTint="33"/>
+            <w:tcMar/>
             <w:vAlign w:val="center"/>
           </w:tcPr>
           <w:p>
             <w:pPr>
               <w:pStyle w:val="Normal0"/>
-              <w:rPr>
-                <w:sz w:val="20"/>
-                <w:szCs w:val="20"/>
-              </w:rPr>
-            </w:pPr>
-            <w:r>
-              <w:rPr>
-                <w:b/>
-                <w:bCs/>
+              <w:jc w:val="center"/>
+              <w:rPr>
+                <w:sz w:val="20"/>
+                <w:szCs w:val="20"/>
+              </w:rPr>
+            </w:pPr>
+            <w:r>
+              <w:rPr>
+                <w:b w:val="1"/>
+                <w:bCs w:val="1"/>
                 <w:sz w:val="20"/>
                 <w:szCs w:val="20"/>
               </w:rPr>
@@ -16860,6 +17122,7 @@
           <w:tcPr>
             <w:tcW w:w="2490" w:type="dxa"/>
             <w:shd w:val="clear" w:color="auto" w:fill="F2F2F2" w:themeFill="background1" w:themeFillShade="F2"/>
+            <w:tcMar/>
             <w:vAlign w:val="center"/>
           </w:tcPr>
           <w:p>
@@ -16890,6 +17153,7 @@
           <w:tcPr>
             <w:tcW w:w="2490" w:type="dxa"/>
             <w:shd w:val="clear" w:color="auto" w:fill="F2F2F2" w:themeFill="background1" w:themeFillShade="F2"/>
+            <w:tcMar/>
             <w:vAlign w:val="center"/>
           </w:tcPr>
           <w:p>
@@ -16920,6 +17184,7 @@
           <w:tcPr>
             <w:tcW w:w="2490" w:type="dxa"/>
             <w:shd w:val="clear" w:color="auto" w:fill="F2F2F2" w:themeFill="background1" w:themeFillShade="F2"/>
+            <w:tcMar/>
             <w:vAlign w:val="center"/>
           </w:tcPr>
           <w:p>
@@ -16950,6 +17215,7 @@
           <w:tcPr>
             <w:tcW w:w="2490" w:type="dxa"/>
             <w:shd w:val="clear" w:color="auto" w:fill="F2F2F2" w:themeFill="background1" w:themeFillShade="F2"/>
+            <w:tcMar/>
             <w:vAlign w:val="center"/>
           </w:tcPr>
           <w:p>
@@ -16966,6 +17232,13 @@
                 <w:szCs w:val="20"/>
               </w:rPr>
               <w:t>24 horas</w:t>
+            </w:r>
+            <w:r>
+              <w:rPr>
+                <w:sz w:val="20"/>
+                <w:szCs w:val="20"/>
+              </w:rPr>
+              <w:t>.</w:t>
             </w:r>
           </w:p>
         </w:tc>
@@ -16975,6 +17248,7 @@
           <w:tcPr>
             <w:tcW w:w="2490" w:type="dxa"/>
             <w:shd w:val="clear" w:color="auto" w:fill="F2F2F2" w:themeFill="background1" w:themeFillShade="F2"/>
+            <w:tcMar/>
             <w:vAlign w:val="center"/>
           </w:tcPr>
           <w:p>
@@ -17005,6 +17279,7 @@
           <w:tcPr>
             <w:tcW w:w="2490" w:type="dxa"/>
             <w:shd w:val="clear" w:color="auto" w:fill="F2F2F2" w:themeFill="background1" w:themeFillShade="F2"/>
+            <w:tcMar/>
             <w:vAlign w:val="center"/>
           </w:tcPr>
           <w:p>
@@ -17035,6 +17310,7 @@
           <w:tcPr>
             <w:tcW w:w="2490" w:type="dxa"/>
             <w:shd w:val="clear" w:color="auto" w:fill="F2F2F2" w:themeFill="background1" w:themeFillShade="F2"/>
+            <w:tcMar/>
             <w:vAlign w:val="center"/>
           </w:tcPr>
           <w:p>
@@ -17065,6 +17341,7 @@
           <w:tcPr>
             <w:tcW w:w="2490" w:type="dxa"/>
             <w:shd w:val="clear" w:color="auto" w:fill="F2F2F2" w:themeFill="background1" w:themeFillShade="F2"/>
+            <w:tcMar/>
             <w:vAlign w:val="center"/>
           </w:tcPr>
           <w:p>
@@ -17081,6 +17358,13 @@
                 <w:szCs w:val="20"/>
               </w:rPr>
               <w:t>3 días</w:t>
+            </w:r>
+            <w:r>
+              <w:rPr>
+                <w:sz w:val="20"/>
+                <w:szCs w:val="20"/>
+              </w:rPr>
+              <w:t>.</w:t>
             </w:r>
           </w:p>
         </w:tc>
@@ -17090,6 +17374,7 @@
           <w:tcPr>
             <w:tcW w:w="2490" w:type="dxa"/>
             <w:shd w:val="clear" w:color="auto" w:fill="F2F2F2" w:themeFill="background1" w:themeFillShade="F2"/>
+            <w:tcMar/>
             <w:vAlign w:val="center"/>
           </w:tcPr>
           <w:p>
@@ -17120,6 +17405,7 @@
           <w:tcPr>
             <w:tcW w:w="2490" w:type="dxa"/>
             <w:shd w:val="clear" w:color="auto" w:fill="F2F2F2" w:themeFill="background1" w:themeFillShade="F2"/>
+            <w:tcMar/>
             <w:vAlign w:val="center"/>
           </w:tcPr>
           <w:p>
@@ -17150,6 +17436,7 @@
           <w:tcPr>
             <w:tcW w:w="2490" w:type="dxa"/>
             <w:shd w:val="clear" w:color="auto" w:fill="F2F2F2" w:themeFill="background1" w:themeFillShade="F2"/>
+            <w:tcMar/>
             <w:vAlign w:val="center"/>
           </w:tcPr>
           <w:p>
@@ -17180,6 +17467,7 @@
           <w:tcPr>
             <w:tcW w:w="2490" w:type="dxa"/>
             <w:shd w:val="clear" w:color="auto" w:fill="F2F2F2" w:themeFill="background1" w:themeFillShade="F2"/>
+            <w:tcMar/>
             <w:vAlign w:val="center"/>
           </w:tcPr>
           <w:p>
@@ -17196,6 +17484,13 @@
                 <w:szCs w:val="20"/>
               </w:rPr>
               <w:t>48 horas</w:t>
+            </w:r>
+            <w:r>
+              <w:rPr>
+                <w:sz w:val="20"/>
+                <w:szCs w:val="20"/>
+              </w:rPr>
+              <w:t>.</w:t>
             </w:r>
           </w:p>
         </w:tc>
@@ -17205,6 +17500,7 @@
           <w:tcPr>
             <w:tcW w:w="2490" w:type="dxa"/>
             <w:shd w:val="clear" w:color="auto" w:fill="F2F2F2" w:themeFill="background1" w:themeFillShade="F2"/>
+            <w:tcMar/>
             <w:vAlign w:val="center"/>
           </w:tcPr>
           <w:p>
@@ -17235,6 +17531,7 @@
           <w:tcPr>
             <w:tcW w:w="2490" w:type="dxa"/>
             <w:shd w:val="clear" w:color="auto" w:fill="F2F2F2" w:themeFill="background1" w:themeFillShade="F2"/>
+            <w:tcMar/>
             <w:vAlign w:val="center"/>
           </w:tcPr>
           <w:p>
@@ -17265,6 +17562,7 @@
           <w:tcPr>
             <w:tcW w:w="2490" w:type="dxa"/>
             <w:shd w:val="clear" w:color="auto" w:fill="F2F2F2" w:themeFill="background1" w:themeFillShade="F2"/>
+            <w:tcMar/>
             <w:vAlign w:val="center"/>
           </w:tcPr>
           <w:p>
@@ -17295,6 +17593,7 @@
           <w:tcPr>
             <w:tcW w:w="2490" w:type="dxa"/>
             <w:shd w:val="clear" w:color="auto" w:fill="F2F2F2" w:themeFill="background1" w:themeFillShade="F2"/>
+            <w:tcMar/>
             <w:vAlign w:val="center"/>
           </w:tcPr>
           <w:p>
@@ -17311,6 +17610,13 @@
                 <w:szCs w:val="20"/>
               </w:rPr>
               <w:t>1 semana</w:t>
+            </w:r>
+            <w:r>
+              <w:rPr>
+                <w:sz w:val="20"/>
+                <w:szCs w:val="20"/>
+              </w:rPr>
+              <w:t>.</w:t>
             </w:r>
           </w:p>
         </w:tc>
@@ -17556,16 +17862,16 @@
           <w:p>
             <w:pPr>
               <w:pStyle w:val="Normal0"/>
-              <w:rPr>
-                <w:bCs/>
-                <w:sz w:val="20"/>
-                <w:szCs w:val="20"/>
-              </w:rPr>
-            </w:pPr>
-            <w:r>
-              <w:rPr>
-                <w:b/>
-                <w:bCs/>
+              <w:jc w:val="center"/>
+              <w:rPr>
+                <w:sz w:val="20"/>
+                <w:szCs w:val="20"/>
+              </w:rPr>
+            </w:pPr>
+            <w:r>
+              <w:rPr>
+                <w:b w:val="1"/>
+                <w:bCs w:val="1"/>
                 <w:sz w:val="20"/>
                 <w:szCs w:val="20"/>
               </w:rPr>
@@ -17574,8 +17880,8 @@
             <w:commentRangeStart w:id="20"/>
             <w:r>
               <w:rPr>
-                <w:b/>
-                <w:bCs/>
+                <w:b w:val="1"/>
+                <w:bCs w:val="1"/>
                 <w:sz w:val="20"/>
                 <w:szCs w:val="20"/>
               </w:rPr>
@@ -17584,7 +17890,7 @@
             <w:commentRangeEnd w:id="20"/>
             <w:r>
               <w:rPr>
-                <w:rStyle w:val="Refdecomentario"/>
+                <w:rStyle w:val="CommentReference"/>
               </w:rPr>
               <w:commentReference w:id="20"/>
             </w:r>
@@ -17600,16 +17906,16 @@
           <w:p>
             <w:pPr>
               <w:pStyle w:val="Normal0"/>
-              <w:rPr>
-                <w:bCs/>
-                <w:sz w:val="20"/>
-                <w:szCs w:val="20"/>
-              </w:rPr>
-            </w:pPr>
-            <w:r>
-              <w:rPr>
-                <w:b/>
-                <w:bCs/>
+              <w:jc w:val="center"/>
+              <w:rPr>
+                <w:sz w:val="20"/>
+                <w:szCs w:val="20"/>
+              </w:rPr>
+            </w:pPr>
+            <w:r>
+              <w:rPr>
+                <w:b w:val="1"/>
+                <w:bCs w:val="1"/>
                 <w:sz w:val="20"/>
                 <w:szCs w:val="20"/>
               </w:rPr>
@@ -18326,16 +18632,32 @@
       </w:pPr>
       <w:r>
         <w:rPr>
-          <w:color w:val="000000" w:themeColor="text1"/>
-          <w:sz w:val="20"/>
-          <w:szCs w:val="20"/>
-        </w:rPr>
-        <w:t xml:space="preserve">A continuación, se presenta un organigrama que resume los aspectos clave del proceso de monitoreo de las labores agrícolas. Este proceso debe llevarse a cabo con frecuencia y rigurosidad, teniendo claridad sobre los tipos de monitoreo existentes y los métodos aplicables. Con base en ello, se elabora un plan de monitoreo que servirá como guía para la supervisión del plan de trabajo. Una vez iniciado el monitoreo, los resultados obtenidos deben ser analizados y, si es necesario, se deben implementar acciones correctivas. Todo este proceso debe documentarse </w:t>
+          <w:color w:val="000000" w:themeColor="text1" w:themeTint="FF" w:themeShade="FF"/>
+          <w:sz w:val="20"/>
+          <w:szCs w:val="20"/>
+        </w:rPr>
+        <w:t>A continuación, se presenta un</w:t>
+      </w:r>
+      <w:r>
+        <w:rPr>
+          <w:color w:val="000000" w:themeColor="text1" w:themeTint="FF" w:themeShade="FF"/>
+          <w:sz w:val="20"/>
+          <w:szCs w:val="20"/>
+        </w:rPr>
+        <w:t xml:space="preserve"> esquema </w:t>
+      </w:r>
+      <w:r>
+        <w:rPr>
+          <w:color w:val="000000" w:themeColor="text1" w:themeTint="FF" w:themeShade="FF"/>
+          <w:sz w:val="20"/>
+          <w:szCs w:val="20"/>
+        </w:rPr>
+        <w:t xml:space="preserve">que resume los aspectos clave del proceso de monitoreo de las labores agrícolas. Este proceso debe llevarse a cabo con frecuencia y rigurosidad, teniendo claridad sobre los tipos de monitoreo existentes y los métodos aplicables. Con base en ello, se elabora un plan de monitoreo que servirá como guía para la supervisión del plan de trabajo. Una vez iniciado el monitoreo, los resultados obtenidos deben ser analizados y, si es necesario, se deben implementar acciones correctivas. Todo este proceso debe documentarse </w:t>
       </w:r>
       <w:commentRangeStart w:id="21"/>
       <w:r>
         <w:rPr>
-          <w:color w:val="000000" w:themeColor="text1"/>
+          <w:color w:val="000000" w:themeColor="text1" w:themeTint="FF" w:themeShade="FF"/>
           <w:sz w:val="20"/>
           <w:szCs w:val="20"/>
         </w:rPr>
@@ -18344,13 +18666,13 @@
       <w:commentRangeEnd w:id="21"/>
       <w:r>
         <w:rPr>
-          <w:rStyle w:val="Refdecomentario"/>
+          <w:rStyle w:val="CommentReference"/>
         </w:rPr>
         <w:commentReference w:id="21"/>
       </w:r>
       <w:r>
         <w:rPr>
-          <w:color w:val="000000" w:themeColor="text1"/>
+          <w:color w:val="000000" w:themeColor="text1" w:themeTint="FF" w:themeShade="FF"/>
           <w:sz w:val="20"/>
           <w:szCs w:val="20"/>
         </w:rPr>

--- a/fuentes/CF2_72210013_DI.docx
+++ b/fuentes/CF2_72210013_DI.docx
@@ -21042,44 +21042,96 @@
           <w:sz w:val="20"/>
           <w:szCs w:val="20"/>
         </w:rPr>
-        <w:noBreakHyphen/>
-        <w:t>Guerra, P.,</w:t>
-      </w:r>
-      <w:r>
-        <w:rPr>
-          <w:sz w:val="20"/>
-          <w:szCs w:val="20"/>
-        </w:rPr>
-        <w:t xml:space="preserve"> Restrepo</w:t>
-      </w:r>
-      <w:r>
-        <w:rPr>
-          <w:sz w:val="20"/>
-          <w:szCs w:val="20"/>
-        </w:rPr>
-        <w:noBreakHyphen/>
-        <w:t>Arias, J. F., Usme Martínez, M., Montoya</w:t>
-      </w:r>
-      <w:r>
-        <w:rPr>
-          <w:sz w:val="20"/>
-          <w:szCs w:val="20"/>
-        </w:rPr>
-        <w:noBreakHyphen/>
-        <w:t>Yepes, J. P., &amp; Branch</w:t>
-      </w:r>
-      <w:r>
-        <w:rPr>
-          <w:sz w:val="20"/>
-          <w:szCs w:val="20"/>
-        </w:rPr>
-        <w:noBreakHyphen/>
-        <w:t xml:space="preserve">Bedoya, J. W. (2023). </w:t>
-      </w:r>
-      <w:r>
-        <w:rPr>
-          <w:i/>
-          <w:iCs/>
+        <w:t xml:space="preserve"> </w:t>
+      </w:r>
+      <w:r>
+        <w:rPr>
+          <w:sz w:val="20"/>
+          <w:szCs w:val="20"/>
+        </w:rPr>
+        <w:t>Guerra</w:t>
+      </w:r>
+      <w:r>
+        <w:rPr>
+          <w:sz w:val="20"/>
+          <w:szCs w:val="20"/>
+        </w:rPr>
+        <w:t>, P.,</w:t>
+      </w:r>
+      <w:r>
+        <w:rPr>
+          <w:sz w:val="20"/>
+          <w:szCs w:val="20"/>
+        </w:rPr>
+        <w:t xml:space="preserve"> </w:t>
+      </w:r>
+      <w:r>
+        <w:rPr>
+          <w:sz w:val="20"/>
+          <w:szCs w:val="20"/>
+        </w:rPr>
+        <w:t>Restrepo</w:t>
+      </w:r>
+      <w:r>
+        <w:rPr>
+          <w:sz w:val="20"/>
+          <w:szCs w:val="20"/>
+        </w:rPr>
+        <w:t>Arias</w:t>
+      </w:r>
+      <w:r>
+        <w:rPr>
+          <w:sz w:val="20"/>
+          <w:szCs w:val="20"/>
+        </w:rPr>
+        <w:t xml:space="preserve">, J. F., Usme Martínez, M., </w:t>
+      </w:r>
+      <w:r>
+        <w:rPr>
+          <w:sz w:val="20"/>
+          <w:szCs w:val="20"/>
+        </w:rPr>
+        <w:t>Montoya</w:t>
+      </w:r>
+      <w:r>
+        <w:rPr>
+          <w:sz w:val="20"/>
+          <w:szCs w:val="20"/>
+        </w:rPr>
+        <w:t>Yepes</w:t>
+      </w:r>
+      <w:r>
+        <w:rPr>
+          <w:sz w:val="20"/>
+          <w:szCs w:val="20"/>
+        </w:rPr>
+        <w:t xml:space="preserve">, J. P., &amp; </w:t>
+      </w:r>
+      <w:r>
+        <w:rPr>
+          <w:sz w:val="20"/>
+          <w:szCs w:val="20"/>
+        </w:rPr>
+        <w:t>Branch</w:t>
+      </w:r>
+      <w:r>
+        <w:rPr>
+          <w:sz w:val="20"/>
+          <w:szCs w:val="20"/>
+        </w:rPr>
+        <w:t>Bedoya</w:t>
+      </w:r>
+      <w:r>
+        <w:rPr>
+          <w:sz w:val="20"/>
+          <w:szCs w:val="20"/>
+        </w:rPr>
+        <w:t xml:space="preserve">, J. W. (2023). </w:t>
+      </w:r>
+      <w:r>
+        <w:rPr>
+          <w:i w:val="1"/>
+          <w:iCs w:val="1"/>
           <w:sz w:val="20"/>
           <w:szCs w:val="20"/>
         </w:rPr>
@@ -21092,16 +21144,6 @@
         </w:rPr>
         <w:t xml:space="preserve">. Ciencia y Tecnología Agropecuaria, 24(2). </w:t>
       </w:r>
-      <w:hyperlink w:history="1" r:id="rId42">
-        <w:r>
-          <w:rPr>
-            <w:rStyle w:val="Hipervnculo"/>
-            <w:sz w:val="20"/>
-            <w:szCs w:val="20"/>
-          </w:rPr>
-          <w:t>https://revistacta.agrosavia.co/index.php/revista/article/view/2853</w:t>
-        </w:r>
-      </w:hyperlink>
     </w:p>
     <w:p>
       <w:pPr>
@@ -21195,24 +21237,14 @@
           <w:sz w:val="20"/>
           <w:szCs w:val="20"/>
         </w:rPr>
-        <w:t xml:space="preserve">Farmonaut. Guía Definitiva: 9 Buenas Prácticas Agronómicas para Optimizar Cultivos en Colombia. </w:t>
-      </w:r>
-      <w:hyperlink w:history="1" w:anchor=":~:text=En%20Colombia%2C%20donde%20la%20diversidad%20de%20ecosistemas,proteger%20los%20cultivos%20y%20maximizar%20los%20rendimientos" r:id="rId44">
-        <w:r>
-          <w:rPr>
-            <w:rStyle w:val="Hipervnculo"/>
-            <w:sz w:val="20"/>
-            <w:szCs w:val="20"/>
-          </w:rPr>
-          <w:t>https://farmonaut.com/south-america/9-claves-para-optimizar-cultivos-con-buenas-practicas-agronomicas#:~:text=En%20Colombia%2C%20donde%20la%20diversidad%20de%20ecosistemas,proteger%20los%20cultivos%20y%20maximizar%20los%20rendimientos</w:t>
-        </w:r>
-      </w:hyperlink>
-      <w:r>
-        <w:rPr>
-          <w:sz w:val="20"/>
-          <w:szCs w:val="20"/>
-        </w:rPr>
-        <w:t>.</w:t>
+        <w:t>Farmonaut</w:t>
+      </w:r>
+      <w:r>
+        <w:rPr>
+          <w:sz w:val="20"/>
+          <w:szCs w:val="20"/>
+        </w:rPr>
+        <w:t xml:space="preserve">. Guía Definitiva: 9 Buenas Prácticas Agronómicas para Optimizar Cultivos en Colombia. </w:t>
       </w:r>
     </w:p>
     <w:p>
@@ -27434,8 +27466,8 @@
 </file>
 
 <file path=customXml/item3.xml><?xml version="1.0" encoding="utf-8"?>
-<ct:contentTypeSchema xmlns:ct="http://schemas.microsoft.com/office/2006/metadata/contentType" xmlns:ma="http://schemas.microsoft.com/office/2006/metadata/properties/metaAttributes" ct:_="" ma:_="" ma:contentTypeName="Documento" ma:contentTypeID="0x01010049282E1EDBE9234EA9E6D38F720E265F" ma:contentTypeVersion="15" ma:contentTypeDescription="Crear nuevo documento." ma:contentTypeScope="" ma:versionID="b31c7aa9eaf043a08b87120b3c4916e3">
-  <xsd:schema xmlns:xsd="http://www.w3.org/2001/XMLSchema" xmlns:xs="http://www.w3.org/2001/XMLSchema" xmlns:p="http://schemas.microsoft.com/office/2006/metadata/properties" xmlns:ns2="cb45339b-ced9-4d0d-8f64-77573914d53b" xmlns:ns3="43a3ca16-9c26-4813-b83f-4aec9927b43f" targetNamespace="http://schemas.microsoft.com/office/2006/metadata/properties" ma:root="true" ma:fieldsID="3533d065b04d75c457075bc55f1f5315" ns2:_="" ns3:_="">
+<ct:contentTypeSchema xmlns:ct="http://schemas.microsoft.com/office/2006/metadata/contentType" xmlns:ma="http://schemas.microsoft.com/office/2006/metadata/properties/metaAttributes" ct:_="" ma:_="" ma:contentTypeName="Documento" ma:contentTypeID="0x01010049282E1EDBE9234EA9E6D38F720E265F" ma:contentTypeVersion="15" ma:contentTypeDescription="Crear nuevo documento." ma:contentTypeScope="" ma:versionID="246b9718a1b9e2bc583861675276bcbc">
+  <xsd:schema xmlns:xsd="http://www.w3.org/2001/XMLSchema" xmlns:xs="http://www.w3.org/2001/XMLSchema" xmlns:p="http://schemas.microsoft.com/office/2006/metadata/properties" xmlns:ns2="cb45339b-ced9-4d0d-8f64-77573914d53b" xmlns:ns3="43a3ca16-9c26-4813-b83f-4aec9927b43f" targetNamespace="http://schemas.microsoft.com/office/2006/metadata/properties" ma:root="true" ma:fieldsID="7377b0d4658e4b0f597d3558396b6c62" ns2:_="" ns3:_="">
     <xsd:import namespace="cb45339b-ced9-4d0d-8f64-77573914d53b"/>
     <xsd:import namespace="43a3ca16-9c26-4813-b83f-4aec9927b43f"/>
     <xsd:element name="properties">
@@ -27698,22 +27730,7 @@
 </file>
 
 <file path=customXml/itemProps3.xml><?xml version="1.0" encoding="utf-8"?>
-<ds:datastoreItem xmlns:ds="http://schemas.openxmlformats.org/officeDocument/2006/customXml" ds:itemID="{49CBC52C-D0D9-4510-8310-1F32BCB304A9}">
-  <ds:schemaRefs>
-    <ds:schemaRef ds:uri="http://schemas.microsoft.com/office/2006/metadata/contentType"/>
-    <ds:schemaRef ds:uri="http://schemas.microsoft.com/office/2006/metadata/properties/metaAttributes"/>
-    <ds:schemaRef ds:uri="http://www.w3.org/2001/XMLSchema"/>
-    <ds:schemaRef ds:uri="http://schemas.microsoft.com/office/2006/metadata/properties"/>
-    <ds:schemaRef ds:uri="cb45339b-ced9-4d0d-8f64-77573914d53b"/>
-    <ds:schemaRef ds:uri="43a3ca16-9c26-4813-b83f-4aec9927b43f"/>
-    <ds:schemaRef ds:uri="http://schemas.microsoft.com/office/2006/documentManagement/types"/>
-    <ds:schemaRef ds:uri="http://schemas.microsoft.com/office/infopath/2007/PartnerControls"/>
-    <ds:schemaRef ds:uri="http://schemas.openxmlformats.org/package/2006/metadata/core-properties"/>
-    <ds:schemaRef ds:uri="http://purl.org/dc/elements/1.1/"/>
-    <ds:schemaRef ds:uri="http://purl.org/dc/terms/"/>
-    <ds:schemaRef ds:uri="http://schemas.microsoft.com/internal/obd"/>
-  </ds:schemaRefs>
-</ds:datastoreItem>
+<ds:datastoreItem xmlns:ds="http://schemas.openxmlformats.org/officeDocument/2006/customXml" ds:itemID="{4901E2D0-5388-4D97-B3BC-3C8D115BDBDA}"/>
 </file>
 
 <file path=customXml/itemProps4.xml><?xml version="1.0" encoding="utf-8"?>
